--- a/docs/rapport_directrice_jumeau.docx
+++ b/docs/rapport_directrice_jumeau.docx
@@ -4,64 +4,6 @@
   <w:body>
     <w:p>
       <w:pPr>
-        <w:pStyle w:val="Title"/>
-      </w:pPr>
-      <w:r>
-        <w:t xml:space="preserve">Jumeau numérique du soudage par induction de composites CF/PEKK</w:t>
-      </w:r>
-    </w:p>
-    <w:p>
-      <w:pPr>
-        <w:pStyle w:val="Subtitle"/>
-      </w:pPr>
-      <w:r>
-        <w:t xml:space="preserve">Rapport technique détaillé — physique, modélisation, méthodes numériques et outils</w:t>
-      </w:r>
-    </w:p>
-    <w:p>
-      <w:pPr>
-        <w:pStyle w:val="Author"/>
-      </w:pPr>
-      <w:r>
-        <w:t xml:space="preserve">Maxence Dubois — maîtrise, LIPEC / École de technologie supérieure (ÉTS)</w:t>
-      </w:r>
-    </w:p>
-    <w:p>
-      <w:pPr>
-        <w:pStyle w:val="Date"/>
-      </w:pPr>
-      <w:r>
-        <w:t xml:space="preserve">Version 1.0 — état des lieux au 22 juillet 2026</w:t>
-      </w:r>
-    </w:p>
-    <w:sdt>
-      <w:sdtPr>
-        <w:docPartObj>
-          <w:docPartGallery w:val="Table of Contents"/>
-          <w:docPartUnique/>
-        </w:docPartObj>
-      </w:sdtPr>
-      <w:sdtContent>
-        <w:p>
-          <w:pPr>
-            <w:pStyle w:val="TOCHeading"/>
-          </w:pPr>
-          <w:r>
-            <w:t xml:space="preserve">Table of Contents</w:t>
-          </w:r>
-        </w:p>
-        <w:p>
-          <w:r>
-            <w:fldChar w:fldCharType="begin" w:dirty="true"/>
-            <w:instrText xml:space="preserve">TOC \o "1-2" \h \z \u</w:instrText>
-            <w:fldChar w:fldCharType="separate"/>
-            <w:fldChar w:fldCharType="end"/>
-          </w:r>
-        </w:p>
-      </w:sdtContent>
-    </w:sdt>
-    <w:p>
-      <w:pPr>
         <w:pStyle w:val="FirstParagraph"/>
       </w:pPr>
       <w:r>
@@ -106,7 +48,23 @@
         <w:t xml:space="preserve"> </w:t>
       </w:r>
       <w:r>
-        <w:t xml:space="preserve">(Python, 34 tests automatisés)</w:t>
+        <w:t xml:space="preserve">(Python, 34 tests automatisés)  · </w:t>
+      </w:r>
+      <w:r>
+        <w:t xml:space="preserve"> </w:t>
+      </w:r>
+      <w:r>
+        <w:rPr>
+          <w:b/>
+          <w:bCs/>
+        </w:rPr>
+        <w:t xml:space="preserve">État au</w:t>
+      </w:r>
+      <w:r>
+        <w:t xml:space="preserve"> </w:t>
+      </w:r>
+      <w:r>
+        <w:t xml:space="preserve">: 2026-07-24</w:t>
       </w:r>
     </w:p>
     <w:p>
@@ -198,13 +156,67 @@
         <w:t xml:space="preserve"> </w:t>
       </w:r>
       <w:r>
-        <w:t xml:space="preserve">jumeau reproduit les niveaux de température à 25 à 50 °C près en moyenne et capture la</w:t>
-      </w:r>
-      <w:r>
-        <w:t xml:space="preserve"> </w:t>
-      </w:r>
-      <w:r>
-        <w:t xml:space="preserve">séquence spatio-temporelle du procédé.</w:t>
+        <w:t xml:space="preserve">jumeau reproduit les niveaux de température à 30 à 65 °C près en moyenne, recale les pics de</w:t>
+      </w:r>
+      <w:r>
+        <w:t xml:space="preserve"> </w:t>
+      </w:r>
+      <w:r>
+        <w:t xml:space="preserve">l’essai de calibration à ±15 °C, et capture la séquence spatio-temporelle du procédé.</w:t>
+      </w:r>
+    </w:p>
+    <w:p>
+      <w:pPr>
+        <w:pStyle w:val="BodyText"/>
+      </w:pPr>
+      <w:r>
+        <w:t xml:space="preserve">Un épisode de juillet 2026 mérite d’être signalé d’emblée, car il oriente la suite du</w:t>
+      </w:r>
+      <w:r>
+        <w:t xml:space="preserve"> </w:t>
+      </w:r>
+      <w:r>
+        <w:t xml:space="preserve">travail. L’écart le plus tenace du modèle, un dépassement de pic de 40 à 60 °C présenté</w:t>
+      </w:r>
+      <w:r>
+        <w:t xml:space="preserve"> </w:t>
+      </w:r>
+      <w:r>
+        <w:t xml:space="preserve">jusqu’ici comme un déficit de physique, s’est révélé provenir d’une</w:t>
+      </w:r>
+      <w:r>
+        <w:t xml:space="preserve"> </w:t>
+      </w:r>
+      <w:r>
+        <w:rPr>
+          <w:b/>
+          <w:bCs/>
+        </w:rPr>
+        <w:t xml:space="preserve">cote fausse</w:t>
+      </w:r>
+      <w:r>
+        <w:t xml:space="preserve"> </w:t>
+      </w:r>
+      <w:r>
+        <w:t xml:space="preserve">: la</w:t>
+      </w:r>
+      <w:r>
+        <w:t xml:space="preserve"> </w:t>
+      </w:r>
+      <w:r>
+        <w:t xml:space="preserve">configuration supposait un entraxe de brins de bobine de 19 mm là où le montage en mesure</w:t>
+      </w:r>
+      <w:r>
+        <w:t xml:space="preserve"> </w:t>
+      </w:r>
+      <w:r>
+        <w:t xml:space="preserve">12,35 mm. La cote corrigée, l’écart tombe des deux tiers sans qu’aucun paramètre effectif</w:t>
+      </w:r>
+      <w:r>
+        <w:t xml:space="preserve"> </w:t>
+      </w:r>
+      <w:r>
+        <w:t xml:space="preserve">n’ait été introduit. La section 9 en tire la leçon de méthode.</w:t>
       </w:r>
     </w:p>
     <w:p>
@@ -523,7 +535,52 @@
               <w:pStyle w:val="Compact"/>
             </w:pPr>
             <w:r>
-              <w:t xml:space="preserve">Deux brins de cuivre parallèles ; générateur Ambrell EASYHEAT 4,2 kW ; 388 kHz (relevé machine), 200 à 250 A</w:t>
+              <w:t xml:space="preserve">Deux brins de cuivre parallèles,</w:t>
+            </w:r>
+            <w:r>
+              <w:t xml:space="preserve"> </w:t>
+            </w:r>
+            <w:r>
+              <w:rPr>
+                <w:b/>
+                <w:bCs/>
+              </w:rPr>
+              <w:t xml:space="preserve">section carrée de 6 mm</w:t>
+            </w:r>
+            <w:r>
+              <w:t xml:space="preserve">,</w:t>
+            </w:r>
+            <w:r>
+              <w:t xml:space="preserve"> </w:t>
+            </w:r>
+            <w:r>
+              <w:rPr>
+                <w:b/>
+                <w:bCs/>
+              </w:rPr>
+              <w:t xml:space="preserve">gap de 6,35 mm</w:t>
+            </w:r>
+            <w:r>
+              <w:t xml:space="preserve"> </w:t>
+            </w:r>
+            <w:r>
+              <w:t xml:space="preserve">entre brins, soit un</w:t>
+            </w:r>
+            <w:r>
+              <w:t xml:space="preserve"> </w:t>
+            </w:r>
+            <w:r>
+              <w:rPr>
+                <w:b/>
+                <w:bCs/>
+              </w:rPr>
+              <w:t xml:space="preserve">entraxe centre-à-centre de 12,35 mm</w:t>
+            </w:r>
+            <w:r>
+              <w:t xml:space="preserve"> </w:t>
+            </w:r>
+            <w:r>
+              <w:t xml:space="preserve">(relevé 2026-07-23) ; générateur Ambrell EASYHEAT 4,2 kW ; 388 kHz (relevé machine), 200 à 250 A</w:t>
             </w:r>
           </w:p>
         </w:tc>
@@ -959,7 +1016,40 @@
         <w:t xml:space="preserve"> </w:t>
       </w:r>
       <w:r>
-        <w:t xml:space="preserve">de Biot–Savart. Le champ d’un segment rectiligne fini</w:t>
+        <w:t xml:space="preserve">de Biot–Savart. L’entraxe des deux brins constitue l’entrée géométrique dominante de ce</w:t>
+      </w:r>
+      <w:r>
+        <w:t xml:space="preserve"> </w:t>
+      </w:r>
+      <w:r>
+        <w:t xml:space="preserve">maillon : il fixe la position des deux filaments de courant, donc la forme de</w:t>
+      </w:r>
+      <w:r>
+        <w:t xml:space="preserve"> </w:t>
+      </w:r>
+      <w:r>
+        <w:rPr>
+          <w:rStyle w:val="VerbatimChar"/>
+        </w:rPr>
+        <w:t xml:space="preserve">Bz</w:t>
+      </w:r>
+      <w:r>
+        <w:t xml:space="preserve"> </w:t>
+      </w:r>
+      <w:r>
+        <w:t xml:space="preserve">et, en</w:t>
+      </w:r>
+      <w:r>
+        <w:t xml:space="preserve"> </w:t>
+      </w:r>
+      <w:r>
+        <w:t xml:space="preserve">cascade, celle de la source Joule. La section 9 documente ce qu’a coûté une erreur sur</w:t>
+      </w:r>
+      <w:r>
+        <w:t xml:space="preserve"> </w:t>
+      </w:r>
+      <w:r>
+        <w:t xml:space="preserve">cette seule cote. Le champ d’un segment rectiligne fini</w:t>
       </w:r>
       <w:r>
         <w:t xml:space="preserve"> </w:t>
@@ -4188,18 +4278,18 @@
               <w:pStyle w:val="Compact"/>
             </w:pPr>
             <w:r>
-              <w:t xml:space="preserve">4,10</w:t>
-            </w:r>
-          </w:p>
-        </w:tc>
-        <w:tc>
-          <w:tcPr/>
-          <w:p>
-            <w:pPr>
-              <w:pStyle w:val="Compact"/>
-            </w:pPr>
-            <w:r>
-              <w:t xml:space="preserve">± 0,03</w:t>
+              <w:t xml:space="preserve">7,42</w:t>
+            </w:r>
+          </w:p>
+        </w:tc>
+        <w:tc>
+          <w:tcPr/>
+          <w:p>
+            <w:pPr>
+              <w:pStyle w:val="Compact"/>
+            </w:pPr>
+            <w:r>
+              <w:t xml:space="preserve">± 0,07</w:t>
             </w:r>
           </w:p>
         </w:tc>
@@ -4226,7 +4316,7 @@
               <w:pStyle w:val="Compact"/>
             </w:pPr>
             <w:r>
-              <w:t xml:space="preserve">11,3 W/m²·K</w:t>
+              <w:t xml:space="preserve">26,4 W/m²·K</w:t>
             </w:r>
           </w:p>
         </w:tc>
@@ -4264,23 +4354,70 @@
               <w:pStyle w:val="Compact"/>
             </w:pPr>
             <w:r>
-              <w:t xml:space="preserve">51,6 W/m²·K</w:t>
-            </w:r>
-          </w:p>
-        </w:tc>
-        <w:tc>
-          <w:tcPr/>
-          <w:p>
-            <w:pPr>
-              <w:pStyle w:val="Compact"/>
-            </w:pPr>
-            <w:r>
-              <w:t xml:space="preserve">± 0,7</w:t>
+              <w:t xml:space="preserve">41,9 W/m²·K</w:t>
+            </w:r>
+          </w:p>
+        </w:tc>
+        <w:tc>
+          <w:tcPr/>
+          <w:p>
+            <w:pPr>
+              <w:pStyle w:val="Compact"/>
+            </w:pPr>
+            <w:r>
+              <w:t xml:space="preserve">± 0,5</w:t>
             </w:r>
           </w:p>
         </w:tc>
       </w:tr>
     </w:tbl>
+    <w:p>
+      <w:pPr>
+        <w:pStyle w:val="BodyText"/>
+      </w:pPr>
+      <w:r>
+        <w:t xml:space="preserve">Ce jeu de valeurs date du 2026-07-23. Il remplace un jeu antérieur (4,10 / 11,3 / 51,6)</w:t>
+      </w:r>
+      <w:r>
+        <w:t xml:space="preserve"> </w:t>
+      </w:r>
+      <w:r>
+        <w:t xml:space="preserve">obtenu avec une géométrie de bobine erronée (section 9). Le nouveau</w:t>
+      </w:r>
+      <w:r>
+        <w:t xml:space="preserve"> </w:t>
+      </w:r>
+      <w:r>
+        <w:rPr>
+          <w:rStyle w:val="VerbatimChar"/>
+        </w:rPr>
+        <w:t xml:space="preserve">h_haut</w:t>
+      </w:r>
+      <w:r>
+        <w:t xml:space="preserve"> </w:t>
+      </w:r>
+      <w:r>
+        <w:t xml:space="preserve">de</w:t>
+      </w:r>
+      <w:r>
+        <w:t xml:space="preserve"> </w:t>
+      </w:r>
+      <w:r>
+        <w:t xml:space="preserve">26 W/m²·K correspond en outre à une conductance de contact réaliste, là où la valeur</w:t>
+      </w:r>
+      <w:r>
+        <w:t xml:space="preserve"> </w:t>
+      </w:r>
+      <w:r>
+        <w:t xml:space="preserve">antérieure de 11 W/m²·K était artificiellement basse : la recalibration a rendu le modèle</w:t>
+      </w:r>
+      <w:r>
+        <w:t xml:space="preserve"> </w:t>
+      </w:r>
+      <w:r>
+        <w:t xml:space="preserve">non seulement plus juste, mais plus physique.</w:t>
+      </w:r>
+    </w:p>
     <w:p>
       <w:pPr>
         <w:pStyle w:val="BodyText"/>
@@ -4418,14 +4555,16 @@
     <w:tbl>
       <w:tblPr>
         <w:tblStyle w:val="Table"/>
-        <w:tblW w:type="auto" w:w="0"/>
+        <w:tblW w:type="pct" w:w="5000"/>
+        <w:tblLayout w:type="fixed"/>
         <w:tblLook w:firstRow="1" w:lastRow="0" w:firstColumn="0" w:lastColumn="0" w:noHBand="0" w:noVBand="0" w:val="0020"/>
       </w:tblPr>
       <w:tblGrid>
-        <w:gridCol w:w="1980"/>
-        <w:gridCol w:w="1980"/>
-        <w:gridCol w:w="1980"/>
-        <w:gridCol w:w="1980"/>
+        <w:gridCol w:w="1584"/>
+        <w:gridCol w:w="1584"/>
+        <w:gridCol w:w="1584"/>
+        <w:gridCol w:w="1584"/>
+        <w:gridCol w:w="1584"/>
       </w:tblGrid>
       <w:tr>
         <w:trPr>
@@ -4475,6 +4614,21 @@
             </w:r>
           </w:p>
         </w:tc>
+        <w:tc>
+          <w:tcPr/>
+          <w:p>
+            <w:pPr>
+              <w:pStyle w:val="Compact"/>
+            </w:pPr>
+            <w:r>
+              <w:rPr>
+                <w:i/>
+                <w:iCs/>
+              </w:rPr>
+              <w:t xml:space="preserve">(avant correction de géométrie)</w:t>
+            </w:r>
+          </w:p>
+        </w:tc>
       </w:tr>
       <w:tr>
         <w:tc>
@@ -4516,18 +4670,33 @@
               <w:pStyle w:val="Compact"/>
             </w:pPr>
             <w:r>
-              <w:t xml:space="preserve">39 °C</w:t>
-            </w:r>
-          </w:p>
-        </w:tc>
-        <w:tc>
-          <w:tcPr/>
-          <w:p>
-            <w:pPr>
-              <w:pStyle w:val="Compact"/>
-            </w:pPr>
-            <w:r>
-              <w:t xml:space="preserve">46 °C</w:t>
+              <w:t xml:space="preserve">37 °C</w:t>
+            </w:r>
+          </w:p>
+        </w:tc>
+        <w:tc>
+          <w:tcPr/>
+          <w:p>
+            <w:pPr>
+              <w:pStyle w:val="Compact"/>
+            </w:pPr>
+            <w:r>
+              <w:t xml:space="preserve">15 °C</w:t>
+            </w:r>
+          </w:p>
+        </w:tc>
+        <w:tc>
+          <w:tcPr/>
+          <w:p>
+            <w:pPr>
+              <w:pStyle w:val="Compact"/>
+            </w:pPr>
+            <w:r>
+              <w:rPr>
+                <w:i/>
+                <w:iCs/>
+              </w:rPr>
+              <w:t xml:space="preserve">39 / 46</w:t>
             </w:r>
           </w:p>
         </w:tc>
@@ -4572,18 +4741,33 @@
               <w:pStyle w:val="Compact"/>
             </w:pPr>
             <w:r>
-              <w:t xml:space="preserve">33 °C</w:t>
-            </w:r>
-          </w:p>
-        </w:tc>
-        <w:tc>
-          <w:tcPr/>
-          <w:p>
-            <w:pPr>
-              <w:pStyle w:val="Compact"/>
-            </w:pPr>
-            <w:r>
-              <w:t xml:space="preserve">31 °C</w:t>
+              <w:t xml:space="preserve">32 °C</w:t>
+            </w:r>
+          </w:p>
+        </w:tc>
+        <w:tc>
+          <w:tcPr/>
+          <w:p>
+            <w:pPr>
+              <w:pStyle w:val="Compact"/>
+            </w:pPr>
+            <w:r>
+              <w:t xml:space="preserve">28 °C</w:t>
+            </w:r>
+          </w:p>
+        </w:tc>
+        <w:tc>
+          <w:tcPr/>
+          <w:p>
+            <w:pPr>
+              <w:pStyle w:val="Compact"/>
+            </w:pPr>
+            <w:r>
+              <w:rPr>
+                <w:i/>
+                <w:iCs/>
+              </w:rPr>
+              <w:t xml:space="preserve">33 / 31</w:t>
             </w:r>
           </w:p>
         </w:tc>
@@ -4628,18 +4812,33 @@
               <w:pStyle w:val="Compact"/>
             </w:pPr>
             <w:r>
-              <w:t xml:space="preserve">68 °C</w:t>
-            </w:r>
-          </w:p>
-        </w:tc>
-        <w:tc>
-          <w:tcPr/>
-          <w:p>
-            <w:pPr>
-              <w:pStyle w:val="Compact"/>
-            </w:pPr>
-            <w:r>
-              <w:t xml:space="preserve">12 °C</w:t>
+              <w:t xml:space="preserve">66 °C</w:t>
+            </w:r>
+          </w:p>
+        </w:tc>
+        <w:tc>
+          <w:tcPr/>
+          <w:p>
+            <w:pPr>
+              <w:pStyle w:val="Compact"/>
+            </w:pPr>
+            <w:r>
+              <w:t xml:space="preserve">35 °C</w:t>
+            </w:r>
+          </w:p>
+        </w:tc>
+        <w:tc>
+          <w:tcPr/>
+          <w:p>
+            <w:pPr>
+              <w:pStyle w:val="Compact"/>
+            </w:pPr>
+            <w:r>
+              <w:rPr>
+                <w:i/>
+                <w:iCs/>
+              </w:rPr>
+              <w:t xml:space="preserve">68 / 12</w:t>
             </w:r>
           </w:p>
         </w:tc>
@@ -4650,7 +4849,7 @@
         <w:pStyle w:val="BodyText"/>
       </w:pPr>
       <w:r>
-        <w:t xml:space="preserve">Trois enseignements se dégagent.</w:t>
+        <w:t xml:space="preserve">Quatre enseignements se dégagent.</w:t>
       </w:r>
     </w:p>
     <w:p>
@@ -4693,6 +4892,32 @@
         <w:pStyle w:val="BodyText"/>
       </w:pPr>
       <w:r>
+        <w:t xml:space="preserve">La correction de géométrie de bobine (section 9) améliore le RMSE sur les trois essais et</w:t>
+      </w:r>
+      <w:r>
+        <w:t xml:space="preserve"> </w:t>
+      </w:r>
+      <w:r>
+        <w:t xml:space="preserve">divise par trois l’écart de pic sur l’essai de calibration, à valeurs physiques des</w:t>
+      </w:r>
+      <w:r>
+        <w:t xml:space="preserve"> </w:t>
+      </w:r>
+      <w:r>
+        <w:t xml:space="preserve">propriétés (aucun paramètre effectif n’a été introduit pour y parvenir). Elle dégrade en</w:t>
+      </w:r>
+      <w:r>
+        <w:t xml:space="preserve"> </w:t>
+      </w:r>
+      <w:r>
+        <w:t xml:space="preserve">revanche l’écart de pic sur B-2, l’essai à basse consigne, qui devient le résidu ouvert.</w:t>
+      </w:r>
+    </w:p>
+    <w:p>
+      <w:pPr>
+        <w:pStyle w:val="BodyText"/>
+      </w:pPr>
+      <w:r>
         <w:t xml:space="preserve">La séquence spatio-temporelle sort correcte. Sur les courbes de validation, chaque</w:t>
       </w:r>
       <w:r>
@@ -4745,7 +4970,7 @@
         <w:pStyle w:val="BodyText"/>
       </w:pPr>
       <w:r>
-        <w:t xml:space="preserve">Une réserve s’impose. Un RMSE de 30 à 70 °C sur une fenêtre de mise en œuvre d’environ 35 °C</w:t>
+        <w:t xml:space="preserve">Une réserve s’impose. Un RMSE de 30 à 65 °C sur une fenêtre de mise en œuvre d’environ 35 °C</w:t>
       </w:r>
       <w:r>
         <w:t xml:space="preserve"> </w:t>
@@ -4915,55 +5140,97 @@
           <w:b/>
           <w:bCs/>
         </w:rPr>
-        <w:t xml:space="preserve">(b) Le diagnostic central : un contraste spatial trop fort.</w:t>
-      </w:r>
-      <w:r>
-        <w:t xml:space="preserve"> </w:t>
-      </w:r>
-      <w:r>
-        <w:t xml:space="preserve">L’écart le plus structurant</w:t>
-      </w:r>
-      <w:r>
-        <w:t xml:space="preserve"> </w:t>
-      </w:r>
-      <w:r>
-        <w:t xml:space="preserve">vient de ce que le modèle concentre trop la puissance. Dans la réalité, la régulation coupe</w:t>
-      </w:r>
-      <w:r>
-        <w:t xml:space="preserve"> </w:t>
-      </w:r>
-      <w:r>
-        <w:t xml:space="preserve">sur un capteur de bord à 400 °C et tous les autres capteurs de bord atteignent aussi environ</w:t>
-      </w:r>
-      <w:r>
-        <w:t xml:space="preserve"> </w:t>
-      </w:r>
-      <w:r>
-        <w:t xml:space="preserve">400 °C ; dans le modèle, couper au bord à 400 °C laisse les autres à 250 à 320 °C. La</w:t>
-      </w:r>
-      <w:r>
-        <w:t xml:space="preserve"> </w:t>
-      </w:r>
-      <w:r>
-        <w:t xml:space="preserve">conséquence forme une signature cohérente sur les trois essais : pics simulés trop hauts (+40</w:t>
-      </w:r>
-      <w:r>
-        <w:t xml:space="preserve"> </w:t>
-      </w:r>
-      <w:r>
-        <w:t xml:space="preserve">à +60 °C), plateau inter-passes trop froid, biais global légèrement négatif. Ce défaut ne</w:t>
-      </w:r>
-      <w:r>
-        <w:t xml:space="preserve"> </w:t>
-      </w:r>
-      <w:r>
-        <w:t xml:space="preserve">répond pas à la calibration ; aucune combinaison des trois paramètres n’abaisse les pics sans</w:t>
-      </w:r>
-      <w:r>
-        <w:t xml:space="preserve"> </w:t>
-      </w:r>
-      <w:r>
-        <w:t xml:space="preserve">casser la trajectoire. La forme de la source est en cause, pas son échelle.</w:t>
+        <w:t xml:space="preserve">(b) Le « déficit structurel » était une donnée d’entrée fausse.</w:t>
+      </w:r>
+      <w:r>
+        <w:t xml:space="preserve"> </w:t>
+      </w:r>
+      <w:r>
+        <w:t xml:space="preserve">Ce rapport présentait</w:t>
+      </w:r>
+      <w:r>
+        <w:t xml:space="preserve"> </w:t>
+      </w:r>
+      <w:r>
+        <w:t xml:space="preserve">jusqu’ici un diagnostic central : le modèle concentrerait trop la puissance, avec des pics</w:t>
+      </w:r>
+      <w:r>
+        <w:t xml:space="preserve"> </w:t>
+      </w:r>
+      <w:r>
+        <w:t xml:space="preserve">simulés trop hauts de 40 à 60 °C, un défaut jugé structurel et non paramétrique. Ce</w:t>
+      </w:r>
+      <w:r>
+        <w:t xml:space="preserve"> </w:t>
+      </w:r>
+      <w:r>
+        <w:t xml:space="preserve">diagnostic était exact dans son constat et faux dans sa cause. Le fichier de configuration</w:t>
+      </w:r>
+      <w:r>
+        <w:t xml:space="preserve"> </w:t>
+      </w:r>
+      <w:r>
+        <w:t xml:space="preserve">géométrique supposait des brins de bobine tubulaires d’environ 9,5 mm, soit un entraxe de</w:t>
+      </w:r>
+      <w:r>
+        <w:t xml:space="preserve"> </w:t>
+      </w:r>
+      <w:r>
+        <w:t xml:space="preserve">19 mm. Les brins réels sont de section carrée de 6 mm, séparés d’un gap de 6,35 mm, soit un</w:t>
+      </w:r>
+      <w:r>
+        <w:t xml:space="preserve"> </w:t>
+      </w:r>
+      <w:r>
+        <w:t xml:space="preserve">entraxe de 12,35 mm : une erreur de 35 % sur l’entrée électromagnétique dominante. Corriger</w:t>
+      </w:r>
+      <w:r>
+        <w:t xml:space="preserve"> </w:t>
+      </w:r>
+      <w:r>
+        <w:t xml:space="preserve">cette cote et recalibrer ramène l’écart de pic sur l’essai de calibration de 46 à 15 °C, à</w:t>
+      </w:r>
+      <w:r>
+        <w:t xml:space="preserve"> </w:t>
+      </w:r>
+      <w:r>
+        <w:t xml:space="preserve">conductivité de plan physique, sans introduire de paramètre effectif. Une longue chaîne de</w:t>
+      </w:r>
+      <w:r>
+        <w:t xml:space="preserve"> </w:t>
+      </w:r>
+      <w:r>
+        <w:t xml:space="preserve">diagnostics (capacité thermique apparente, conductivité de plan, forme de la source</w:t>
+      </w:r>
+      <w:r>
+        <w:t xml:space="preserve"> </w:t>
+      </w:r>
+      <w:r>
+        <w:t xml:space="preserve">électromagnétique, puits thermique de l’outillage, blindage inter-couches, bloc céramique)</w:t>
+      </w:r>
+      <w:r>
+        <w:t xml:space="preserve"> </w:t>
+      </w:r>
+      <w:r>
+        <w:t xml:space="preserve">poursuivait donc un artefact d’entrée. Aucun correctif erroné n’a été inscrit dans le code :</w:t>
+      </w:r>
+      <w:r>
+        <w:t xml:space="preserve"> </w:t>
+      </w:r>
+      <w:r>
+        <w:t xml:space="preserve">toutes ces pistes avaient été testées à paramètres calibrés figés, en mode diagnostic. La</w:t>
+      </w:r>
+      <w:r>
+        <w:t xml:space="preserve"> </w:t>
+      </w:r>
+      <w:r>
+        <w:t xml:space="preserve">leçon vaut le résultat : vérifier les cotes d’entrée avant de postuler un mécanisme</w:t>
+      </w:r>
+      <w:r>
+        <w:t xml:space="preserve"> </w:t>
+      </w:r>
+      <w:r>
+        <w:t xml:space="preserve">manquant, et ne rien graver dans le modèle tant qu’une hypothèse n’est pas tranchée.</w:t>
       </w:r>
     </w:p>
     <w:p>
@@ -4975,49 +5242,91 @@
           <w:b/>
           <w:bCs/>
         </w:rPr>
-        <w:t xml:space="preserve">(c) Le déficit de chauffe en surface (TC1).</w:t>
-      </w:r>
-      <w:r>
-        <w:t xml:space="preserve"> </w:t>
-      </w:r>
-      <w:r>
-        <w:t xml:space="preserve">Sur l’essai instrumenté en épaisseur, le</w:t>
-      </w:r>
-      <w:r>
-        <w:t xml:space="preserve"> </w:t>
-      </w:r>
-      <w:r>
-        <w:t xml:space="preserve">thermocouple de surface chauffe 5 à 6 fois trop lentement dans le modèle. Quatre explications</w:t>
-      </w:r>
-      <w:r>
-        <w:t xml:space="preserve"> </w:t>
-      </w:r>
-      <w:r>
-        <w:t xml:space="preserve">ont été testées et écartées avec des chiffres : condition limite thermique, diffusion depuis</w:t>
-      </w:r>
-      <w:r>
-        <w:t xml:space="preserve"> </w:t>
-      </w:r>
-      <w:r>
-        <w:t xml:space="preserve">l’interface, auto-échauffement du concentrateur (0,6 à 1,4 W, négligeable), et décalage de</w:t>
-      </w:r>
-      <w:r>
-        <w:t xml:space="preserve"> </w:t>
-      </w:r>
-      <w:r>
-        <w:t xml:space="preserve">position de bobine. L’origine suspectée tient à la répartition de puissance entre couches ou à</w:t>
-      </w:r>
-      <w:r>
-        <w:t xml:space="preserve"> </w:t>
-      </w:r>
-      <w:r>
-        <w:t xml:space="preserve">un effet de champ proche que la plaque mince ne capture pas. Aucune mesure actuelle ne</w:t>
-      </w:r>
-      <w:r>
-        <w:t xml:space="preserve"> </w:t>
-      </w:r>
-      <w:r>
-        <w:t xml:space="preserve">tranche, car aucun essai ne mesure la température du concentrateur lui-même.</w:t>
+        <w:t xml:space="preserve">(b bis) Le résidu ouvert : le régime à basse consigne.</w:t>
+      </w:r>
+      <w:r>
+        <w:t xml:space="preserve"> </w:t>
+      </w:r>
+      <w:r>
+        <w:t xml:space="preserve">L’essai B-2 partage la géométrie</w:t>
+      </w:r>
+      <w:r>
+        <w:t xml:space="preserve"> </w:t>
+      </w:r>
+      <w:r>
+        <w:t xml:space="preserve">d’A-1 ; seule sa consigne de coupure diffère (360 °C au lieu de 400). Le modèle y sous-chauffe</w:t>
+      </w:r>
+      <w:r>
+        <w:t xml:space="preserve"> </w:t>
+      </w:r>
+      <w:r>
+        <w:t xml:space="preserve">les capteurs situés entre deux empreintes de 30 à 55 °C. Le diagnostic est établi : en durée</w:t>
+      </w:r>
+      <w:r>
+        <w:t xml:space="preserve"> </w:t>
+      </w:r>
+      <w:r>
+        <w:t xml:space="preserve">pleine, sans coupure, ces points atteignent bien 530 à 560 °C, donc la chaleur les atteint si</w:t>
+      </w:r>
+      <w:r>
+        <w:t xml:space="preserve"> </w:t>
+      </w:r>
+      <w:r>
+        <w:t xml:space="preserve">on lui laisse le temps. Le modèle coupe la chauffe lorsque le centre de l’empreinte, le point</w:t>
+      </w:r>
+      <w:r>
+        <w:t xml:space="preserve"> </w:t>
+      </w:r>
+      <w:r>
+        <w:t xml:space="preserve">le plus chaud, atteint la consigne ; le procédé réel coupait vraisemblablement sur un</w:t>
+      </w:r>
+      <w:r>
+        <w:t xml:space="preserve"> </w:t>
+      </w:r>
+      <w:r>
+        <w:t xml:space="preserve">thermocouple d’interface plus froid, d’où des impulsions plus longues et un meilleur</w:t>
+      </w:r>
+      <w:r>
+        <w:t xml:space="preserve"> </w:t>
+      </w:r>
+      <w:r>
+        <w:t xml:space="preserve">étalement en longueur. À consigne haute (A-1), les impulsions sont assez longues pour que</w:t>
+      </w:r>
+      <w:r>
+        <w:t xml:space="preserve"> </w:t>
+      </w:r>
+      <w:r>
+        <w:t xml:space="preserve">l’écart ne se voie pas. Trois correctifs ont été prototypés, recalibrés et validés en croisé,</w:t>
+      </w:r>
+      <w:r>
+        <w:t xml:space="preserve"> </w:t>
+      </w:r>
+      <w:r>
+        <w:t xml:space="preserve">puis tous réfutés : déplacer le point de contrôle casse A-1 ; une marge sur la consigne</w:t>
+      </w:r>
+      <w:r>
+        <w:t xml:space="preserve"> </w:t>
+      </w:r>
+      <w:r>
+        <w:t xml:space="preserve">échange A-1 contre B-2, les deux essais exigeant des marges de signes opposés ; la force de</w:t>
+      </w:r>
+      <w:r>
+        <w:t xml:space="preserve"> </w:t>
+      </w:r>
+      <w:r>
+        <w:t xml:space="preserve">contact reste neutralisée par la régulation. La limite est assumée telle quelle. Elle se</w:t>
+      </w:r>
+      <w:r>
+        <w:t xml:space="preserve"> </w:t>
+      </w:r>
+      <w:r>
+        <w:t xml:space="preserve">tranchera par une mesure, celle du point de coupure réel du thermostat, plutôt que par un</w:t>
+      </w:r>
+      <w:r>
+        <w:t xml:space="preserve"> </w:t>
+      </w:r>
+      <w:r>
+        <w:t xml:space="preserve">modèle plus fin.</w:t>
       </w:r>
     </w:p>
     <w:p>
@@ -5029,37 +5338,49 @@
           <w:b/>
           <w:bCs/>
         </w:rPr>
-        <w:t xml:space="preserve">(d) Le champ de réaction EM, implémenté puis écarté.</w:t>
-      </w:r>
-      <w:r>
-        <w:t xml:space="preserve"> </w:t>
-      </w:r>
-      <w:r>
-        <w:t xml:space="preserve">Le champ de réaction (blindage) a été</w:t>
-      </w:r>
-      <w:r>
-        <w:t xml:space="preserve"> </w:t>
-      </w:r>
-      <w:r>
-        <w:t xml:space="preserve">implémenté rigoureusement (auto-cohérent, complexe) et vérifié par 8 tests dédiés. Son effet</w:t>
-      </w:r>
-      <w:r>
-        <w:t xml:space="preserve"> </w:t>
-      </w:r>
-      <w:r>
-        <w:t xml:space="preserve">propre s’est révélé petit (0,2 à 0,6 % par couche), loin de l’ordre de grandeur initialement</w:t>
-      </w:r>
-      <w:r>
-        <w:t xml:space="preserve"> </w:t>
-      </w:r>
-      <w:r>
-        <w:t xml:space="preserve">espéré. Il n’explique donc pas le résidu de pic. Il reste dans le code derrière une option</w:t>
-      </w:r>
-      <w:r>
-        <w:t xml:space="preserve"> </w:t>
-      </w:r>
-      <w:r>
-        <w:t xml:space="preserve">désactivée par défaut, pour archivage et étude ultérieure.</w:t>
+        <w:t xml:space="preserve">(c) Le déficit de chauffe en surface (TC1).</w:t>
+      </w:r>
+      <w:r>
+        <w:t xml:space="preserve"> </w:t>
+      </w:r>
+      <w:r>
+        <w:t xml:space="preserve">Sur l’essai instrumenté en épaisseur, le</w:t>
+      </w:r>
+      <w:r>
+        <w:t xml:space="preserve"> </w:t>
+      </w:r>
+      <w:r>
+        <w:t xml:space="preserve">thermocouple de surface chauffe 5 à 6 fois trop lentement dans le modèle. Quatre explications</w:t>
+      </w:r>
+      <w:r>
+        <w:t xml:space="preserve"> </w:t>
+      </w:r>
+      <w:r>
+        <w:t xml:space="preserve">ont été testées et écartées avec des chiffres : condition limite thermique, diffusion depuis</w:t>
+      </w:r>
+      <w:r>
+        <w:t xml:space="preserve"> </w:t>
+      </w:r>
+      <w:r>
+        <w:t xml:space="preserve">l’interface, auto-échauffement du concentrateur (0,6 à 1,4 W, négligeable), et décalage de</w:t>
+      </w:r>
+      <w:r>
+        <w:t xml:space="preserve"> </w:t>
+      </w:r>
+      <w:r>
+        <w:t xml:space="preserve">position de bobine. L’origine suspectée tient à la répartition de puissance entre couches ou à</w:t>
+      </w:r>
+      <w:r>
+        <w:t xml:space="preserve"> </w:t>
+      </w:r>
+      <w:r>
+        <w:t xml:space="preserve">un effet de champ proche que la plaque mince ne capture pas. Aucune mesure actuelle ne</w:t>
+      </w:r>
+      <w:r>
+        <w:t xml:space="preserve"> </w:t>
+      </w:r>
+      <w:r>
+        <w:t xml:space="preserve">tranche, car aucun essai ne mesure la température du concentrateur lui-même.</w:t>
       </w:r>
     </w:p>
     <w:p>
@@ -5071,6 +5392,48 @@
           <w:b/>
           <w:bCs/>
         </w:rPr>
+        <w:t xml:space="preserve">(d) Le champ de réaction EM, implémenté puis écarté.</w:t>
+      </w:r>
+      <w:r>
+        <w:t xml:space="preserve"> </w:t>
+      </w:r>
+      <w:r>
+        <w:t xml:space="preserve">Le champ de réaction (blindage) a été</w:t>
+      </w:r>
+      <w:r>
+        <w:t xml:space="preserve"> </w:t>
+      </w:r>
+      <w:r>
+        <w:t xml:space="preserve">implémenté rigoureusement (auto-cohérent, complexe) et vérifié par 8 tests dédiés. Son effet</w:t>
+      </w:r>
+      <w:r>
+        <w:t xml:space="preserve"> </w:t>
+      </w:r>
+      <w:r>
+        <w:t xml:space="preserve">propre s’est révélé petit (0,2 à 0,6 % par couche), loin de l’ordre de grandeur initialement</w:t>
+      </w:r>
+      <w:r>
+        <w:t xml:space="preserve"> </w:t>
+      </w:r>
+      <w:r>
+        <w:t xml:space="preserve">espéré. Il n’explique donc pas le résidu de pic. Il reste dans le code derrière une option</w:t>
+      </w:r>
+      <w:r>
+        <w:t xml:space="preserve"> </w:t>
+      </w:r>
+      <w:r>
+        <w:t xml:space="preserve">désactivée par défaut, pour archivage et étude ultérieure.</w:t>
+      </w:r>
+    </w:p>
+    <w:p>
+      <w:pPr>
+        <w:pStyle w:val="BodyText"/>
+      </w:pPr>
+      <w:r>
+        <w:rPr>
+          <w:b/>
+          <w:bCs/>
+        </w:rPr>
         <w:t xml:space="preserve">(e) Artefacts numériques corrigés.</w:t>
       </w:r>
       <w:r>
@@ -5095,7 +5458,19 @@
         <w:t xml:space="preserve"> </w:t>
       </w:r>
       <w:r>
-        <w:t xml:space="preserve">interpolation bilinéaire. Tous les écarts ne sont pas physiques.</w:t>
+        <w:t xml:space="preserve">interpolation bilinéaire. Avec le point (b), cela fait deux des plus gros écarts du modèle</w:t>
+      </w:r>
+      <w:r>
+        <w:t xml:space="preserve"> </w:t>
+      </w:r>
+      <w:r>
+        <w:t xml:space="preserve">attribués à des artefacts, l’un numérique et l’autre métrologique. Tous les écarts ne sont</w:t>
+      </w:r>
+      <w:r>
+        <w:t xml:space="preserve"> </w:t>
+      </w:r>
+      <w:r>
+        <w:t xml:space="preserve">pas physiques : c’est le principal enseignement de méthode de ces dernières semaines.</w:t>
       </w:r>
     </w:p>
     <w:p>
@@ -5999,19 +6374,25 @@
           <w:b/>
           <w:bCs/>
         </w:rPr>
-        <w:t xml:space="preserve">Position relative bobine / concentrateur / thermocouples.</w:t>
-      </w:r>
-      <w:r>
-        <w:t xml:space="preserve"> </w:t>
-      </w:r>
-      <w:r>
-        <w:t xml:space="preserve">Un relevé métrologique pour</w:t>
-      </w:r>
-      <w:r>
-        <w:t xml:space="preserve"> </w:t>
-      </w:r>
-      <w:r>
-        <w:t xml:space="preserve">lever l’incertitude qui a forcé à figer le paramètre</w:t>
+        <w:t xml:space="preserve">Relevé métrologique complet de la tête.</w:t>
+      </w:r>
+      <w:r>
+        <w:t xml:space="preserve"> </w:t>
+      </w:r>
+      <w:r>
+        <w:t xml:space="preserve">Cotes de la bobine, position relative bobine /</w:t>
+      </w:r>
+      <w:r>
+        <w:t xml:space="preserve"> </w:t>
+      </w:r>
+      <w:r>
+        <w:t xml:space="preserve">concentrateur / thermocouples, hauteur bobine–laminé. Ce relevé lève l’incertitude qui a</w:t>
+      </w:r>
+      <w:r>
+        <w:t xml:space="preserve"> </w:t>
+      </w:r>
+      <w:r>
+        <w:t xml:space="preserve">forcé à figer le paramètre</w:t>
       </w:r>
       <w:r>
         <w:t xml:space="preserve"> </w:t>
@@ -6023,7 +6404,47 @@
         <w:t xml:space="preserve">decalage_x</w:t>
       </w:r>
       <w:r>
-        <w:t xml:space="preserve">.</w:t>
+        <w:t xml:space="preserve">, et il prévient la répétition de l’épisode décrit</w:t>
+      </w:r>
+      <w:r>
+        <w:t xml:space="preserve"> </w:t>
+      </w:r>
+      <w:r>
+        <w:t xml:space="preserve">en section 9(b) : une cote fausse de 35 % a coûté plusieurs semaines de diagnostic. La</w:t>
+      </w:r>
+      <w:r>
+        <w:t xml:space="preserve"> </w:t>
+      </w:r>
+      <w:r>
+        <w:t xml:space="preserve">hauteur bobine–laminé de 6,8 mm reste d’ailleurs à réconcilier avec des brins de 6 mm.</w:t>
+      </w:r>
+    </w:p>
+    <w:p>
+      <w:pPr>
+        <w:pStyle w:val="Compact"/>
+        <w:numPr>
+          <w:ilvl w:val="0"/>
+          <w:numId w:val="1006"/>
+        </w:numPr>
+      </w:pPr>
+      <w:r>
+        <w:rPr>
+          <w:b/>
+          <w:bCs/>
+        </w:rPr>
+        <w:t xml:space="preserve">Point de coupure réel du thermostat.</w:t>
+      </w:r>
+      <w:r>
+        <w:t xml:space="preserve"> </w:t>
+      </w:r>
+      <w:r>
+        <w:t xml:space="preserve">Quel capteur pilotait l’arrêt de chauffe, et à</w:t>
+      </w:r>
+      <w:r>
+        <w:t xml:space="preserve"> </w:t>
+      </w:r>
+      <w:r>
+        <w:t xml:space="preserve">quelle position. Cette information tranche le résidu à basse consigne, section 9(b bis).</w:t>
       </w:r>
     </w:p>
     <w:p>
@@ -6069,13 +6490,13 @@
         <w:t xml:space="preserve"> </w:t>
       </w:r>
       <w:r>
-        <w:t xml:space="preserve">pas seulement son échelle, et il attaquerait directement le diagnostic de contraste spatial</w:t>
-      </w:r>
-      <w:r>
-        <w:t xml:space="preserve"> </w:t>
-      </w:r>
-      <w:r>
-        <w:t xml:space="preserve">trop fort.</w:t>
+        <w:t xml:space="preserve">pas seulement son échelle. Sa priorité a toutefois baissé depuis la correction de géométrie :</w:t>
+      </w:r>
+      <w:r>
+        <w:t xml:space="preserve"> </w:t>
+      </w:r>
+      <w:r>
+        <w:t xml:space="preserve">il devait expliquer l’écart de pic, que la cote corrigée absorbe déjà en grande partie.</w:t>
       </w:r>
     </w:p>
     <w:p>
@@ -8044,7 +8465,7 @@
         <w:rPr>
           <w:rStyle w:val="NormalTok"/>
         </w:rPr>
-        <w:t xml:space="preserve"> 4.0975 </w:t>
+        <w:t xml:space="preserve"> 7.4172 </w:t>
       </w:r>
       <w:r>
         <w:rPr>
@@ -8083,7 +8504,7 @@
         <w:rPr>
           <w:rStyle w:val="NormalTok"/>
         </w:rPr>
-        <w:t xml:space="preserve"> 11.323 </w:t>
+        <w:t xml:space="preserve"> 26.367 </w:t>
       </w:r>
       <w:r>
         <w:rPr>
@@ -8095,7 +8516,19 @@
         <w:rPr>
           <w:rStyle w:val="NormalTok"/>
         </w:rPr>
-        <w:t xml:space="preserve"> 51.636</w:t>
+        <w:t xml:space="preserve"> 41.905 </w:t>
+      </w:r>
+      <w:r>
+        <w:rPr>
+          <w:rStyle w:val="AttributeTok"/>
+        </w:rPr>
+        <w:t xml:space="preserve">--h-bord-x0</w:t>
+      </w:r>
+      <w:r>
+        <w:rPr>
+          <w:rStyle w:val="NormalTok"/>
+        </w:rPr>
+        <w:t xml:space="preserve"> 250</w:t>
       </w:r>
       <w:r>
         <w:br/>
@@ -8134,7 +8567,7 @@
         <w:rPr>
           <w:rStyle w:val="NormalTok"/>
         </w:rPr>
-        <w:t xml:space="preserve"> 4.0975 </w:t>
+        <w:t xml:space="preserve"> 7.4172 </w:t>
       </w:r>
       <w:r>
         <w:rPr>
@@ -8206,7 +8639,7 @@
         <w:rPr>
           <w:rStyle w:val="NormalTok"/>
         </w:rPr>
-        <w:t xml:space="preserve"> 4.0975  </w:t>
+        <w:t xml:space="preserve"> 7.4172  </w:t>
       </w:r>
       <w:r>
         <w:rPr>
@@ -8220,6 +8653,62 @@
         <w:pStyle w:val="FirstParagraph"/>
       </w:pPr>
       <w:r>
+        <w:t xml:space="preserve">Ces paramètres supposent la géométrie corrigée du 2026-07-23 (</w:t>
+      </w:r>
+      <w:r>
+        <w:rPr>
+          <w:rStyle w:val="VerbatimChar"/>
+        </w:rPr>
+        <w:t xml:space="preserve">config/geometrie.yaml</w:t>
+      </w:r>
+      <w:r>
+        <w:t xml:space="preserve"> </w:t>
+      </w:r>
+      <w:r>
+        <w:t xml:space="preserve">:</w:t>
+      </w:r>
+      <w:r>
+        <w:t xml:space="preserve"> </w:t>
+      </w:r>
+      <w:r>
+        <w:rPr>
+          <w:rStyle w:val="VerbatimChar"/>
+        </w:rPr>
+        <w:t xml:space="preserve">entraxe_jambes: 0.01235</w:t>
+      </w:r>
+      <w:r>
+        <w:t xml:space="preserve">,</w:t>
+      </w:r>
+      <w:r>
+        <w:t xml:space="preserve"> </w:t>
+      </w:r>
+      <w:r>
+        <w:rPr>
+          <w:rStyle w:val="VerbatimChar"/>
+        </w:rPr>
+        <w:t xml:space="preserve">rayon_tube: 0.003</w:t>
+      </w:r>
+      <w:r>
+        <w:t xml:space="preserve">). Les journaux antérieurs à cette date, et</w:t>
+      </w:r>
+      <w:r>
+        <w:t xml:space="preserve"> </w:t>
+      </w:r>
+      <w:r>
+        <w:t xml:space="preserve">les valeurs de paramètres qu’ils contiennent, se rapportent à l’ancienne géométrie :</w:t>
+      </w:r>
+      <w:r>
+        <w:t xml:space="preserve"> </w:t>
+      </w:r>
+      <w:r>
+        <w:t xml:space="preserve">leurs raisonnements restent valides, leurs chiffres non.</w:t>
+      </w:r>
+    </w:p>
+    <w:p>
+      <w:pPr>
+        <w:pStyle w:val="BodyText"/>
+      </w:pPr>
+      <w:r>
         <w:t xml:space="preserve">Chaque exécution se journalise à la racine du dépôt (</w:t>
       </w:r>
       <w:r>
@@ -8247,7 +8736,52 @@
         <w:t xml:space="preserve">resultats/</w:t>
       </w:r>
       <w:r>
-        <w:t xml:space="preserve">.</w:t>
+        <w:t xml:space="preserve">. Journaux de référence pour l’état courant :</w:t>
+      </w:r>
+      <w:r>
+        <w:t xml:space="preserve"> </w:t>
+      </w:r>
+      <w:r>
+        <w:rPr>
+          <w:rStyle w:val="VerbatimChar"/>
+        </w:rPr>
+        <w:t xml:space="preserve">resultats_geometrie_corrigee_recalibration.log</w:t>
+      </w:r>
+      <w:r>
+        <w:t xml:space="preserve"> </w:t>
+      </w:r>
+      <w:r>
+        <w:t xml:space="preserve">(correction de cote et recalibration),</w:t>
+      </w:r>
+      <w:r>
+        <w:t xml:space="preserve"> </w:t>
+      </w:r>
+      <w:r>
+        <w:rPr>
+          <w:rStyle w:val="VerbatimChar"/>
+        </w:rPr>
+        <w:t xml:space="preserve">resultats_validation_reference_figures.log</w:t>
+      </w:r>
+      <w:r>
+        <w:t xml:space="preserve"> </w:t>
+      </w:r>
+      <w:r>
+        <w:t xml:space="preserve">(validation au jeu de paramètres courant) et</w:t>
+      </w:r>
+      <w:r>
+        <w:t xml:space="preserve"> </w:t>
+      </w:r>
+      <w:r>
+        <w:rPr>
+          <w:rStyle w:val="VerbatimChar"/>
+        </w:rPr>
+        <w:t xml:space="preserve">resultats_diag_b2_longueur.log</w:t>
+      </w:r>
+      <w:r>
+        <w:t xml:space="preserve"> </w:t>
+      </w:r>
+      <w:r>
+        <w:t xml:space="preserve">(résidu à basse consigne et correctifs réfutés).</w:t>
       </w:r>
     </w:p>
     <w:p>
@@ -8781,7 +9315,7 @@
         <w:rFonts w:asciiTheme="minorHAnsi" w:cstheme="minorBidi" w:eastAsiaTheme="minorEastAsia" w:hAnsiTheme="minorHAnsi"/>
         <w:sz w:val="24"/>
         <w:szCs w:val="24"/>
-        <w:lang w:bidi="ar-SA" w:eastAsia="zh-CN" w:val="fr-FR"/>
+        <w:lang w:bidi="ar-SA" w:eastAsia="zh-CN" w:val="en-US"/>
       </w:rPr>
     </w:rPrDefault>
     <w:pPrDefault>

--- a/docs/rapport_directrice_jumeau.docx
+++ b/docs/rapport_directrice_jumeau.docx
@@ -4962,7 +4962,75 @@
         <w:t xml:space="preserve"> </w:t>
       </w:r>
       <w:r>
-        <w:t xml:space="preserve">rapportent à 300 A et 2 mm/s.</w:t>
+        <w:t xml:space="preserve">rapportent à 300 A et 2 mm/s. Ce temps de 19 s est déduit de la mesure, donc indépendant du</w:t>
+      </w:r>
+      <w:r>
+        <w:t xml:space="preserve"> </w:t>
+      </w:r>
+      <w:r>
+        <w:t xml:space="preserve">modèle.</w:t>
+      </w:r>
+    </w:p>
+    <w:p>
+      <w:pPr>
+        <w:pStyle w:val="BodyText"/>
+      </w:pPr>
+      <w:r>
+        <w:t xml:space="preserve">Sur cette seconde figure, tracée au jeu de paramètres de référence sans aucun ajustement</w:t>
+      </w:r>
+      <w:r>
+        <w:t xml:space="preserve"> </w:t>
+      </w:r>
+      <w:r>
+        <w:t xml:space="preserve">propre à l’essai de chauffe, la courbe simulée sous-estime le pic d’interface au point de</w:t>
+      </w:r>
+      <w:r>
+        <w:t xml:space="preserve"> </w:t>
+      </w:r>
+      <w:r>
+        <w:t xml:space="preserve">mesure (environ 260 °C simulés contre 395 °C mesurés) et ne franchit donc pas la fusion. Ce</w:t>
+      </w:r>
+      <w:r>
+        <w:t xml:space="preserve"> </w:t>
+      </w:r>
+      <w:r>
+        <w:t xml:space="preserve">n’est pas un déficit d’énergie global : le thermocouple d’interface de cet essai est au centre</w:t>
+      </w:r>
+      <w:r>
+        <w:t xml:space="preserve"> </w:t>
+      </w:r>
+      <w:r>
+        <w:t xml:space="preserve">de la largeur, exactement dans le creux du profil en « M ». Au même instant, le modèle prédit</w:t>
+      </w:r>
+      <w:r>
+        <w:t xml:space="preserve"> </w:t>
+      </w:r>
+      <w:r>
+        <w:t xml:space="preserve">639 °C sur les bords et 260 °C au centre, tandis que la mesure au centre (395 °C, qui a fondu)</w:t>
+      </w:r>
+      <w:r>
+        <w:t xml:space="preserve"> </w:t>
+      </w:r>
+      <w:r>
+        <w:t xml:space="preserve">tombe entre les deux. Cette donnée ponctuelle indique que le creux central du profil en « M »</w:t>
+      </w:r>
+      <w:r>
+        <w:t xml:space="preserve"> </w:t>
+      </w:r>
+      <w:r>
+        <w:t xml:space="preserve">est trop prononcé — la même conclusion que la réserve du point 9(a), ici étayée par une mesure.</w:t>
+      </w:r>
+      <w:r>
+        <w:t xml:space="preserve"> </w:t>
+      </w:r>
+      <w:r>
+        <w:t xml:space="preserve">La figure antérieure « fondait » parce que son facteur d’échelle avait été calé sur le pic de</w:t>
+      </w:r>
+      <w:r>
+        <w:t xml:space="preserve"> </w:t>
+      </w:r>
+      <w:r>
+        <w:t xml:space="preserve">ce seul essai, un ajustement sur mesure désormais écarté.</w:t>
       </w:r>
     </w:p>
     <w:p>
@@ -5128,7 +5196,31 @@
         <w:t xml:space="preserve"> </w:t>
       </w:r>
       <w:r>
-        <w:t xml:space="preserve">(une ligne de 3 à 5 thermocouples sur la largeur).</w:t>
+        <w:t xml:space="preserve">(une ligne de 3 à 5 thermocouples sur la largeur). Un premier point la met déjà en défaut : le</w:t>
+      </w:r>
+      <w:r>
+        <w:t xml:space="preserve"> </w:t>
+      </w:r>
+      <w:r>
+        <w:t xml:space="preserve">thermocouple d’interface de l’essai de chauffe se trouve au centre de la largeur et y mesure</w:t>
+      </w:r>
+      <w:r>
+        <w:t xml:space="preserve"> </w:t>
+      </w:r>
+      <w:r>
+        <w:t xml:space="preserve">395 °C, alors que le modèle y prédit 260 °C (creux) contre 639 °C sur les bords. Le centre réel</w:t>
+      </w:r>
+      <w:r>
+        <w:t xml:space="preserve"> </w:t>
+      </w:r>
+      <w:r>
+        <w:t xml:space="preserve">est donc nettement plus chaud que le creux prédit : l’amplitude du profil en « M » est</w:t>
+      </w:r>
+      <w:r>
+        <w:t xml:space="preserve"> </w:t>
+      </w:r>
+      <w:r>
+        <w:t xml:space="preserve">vraisemblablement surestimée, ce qui reste à confirmer par la cartographie complète.</w:t>
       </w:r>
     </w:p>
     <w:p>
@@ -8540,7 +8632,7 @@
         <w:rPr>
           <w:rStyle w:val="CommentTok"/>
         </w:rPr>
-        <w:t xml:space="preserve"># Figures type Lionetto</w:t>
+        <w:t xml:space="preserve"># Figures type Lionetto (modèle 2D, cohérent avec la validation)</w:t>
       </w:r>
       <w:r>
         <w:br/>
@@ -8561,6 +8653,33 @@
         <w:rPr>
           <w:rStyle w:val="AttributeTok"/>
         </w:rPr>
+        <w:t xml:space="preserve">--modele</w:t>
+      </w:r>
+      <w:r>
+        <w:rPr>
+          <w:rStyle w:val="NormalTok"/>
+        </w:rPr>
+        <w:t xml:space="preserve"> 2D </w:t>
+      </w:r>
+      <w:r>
+        <w:rPr>
+          <w:rStyle w:val="DataTypeTok"/>
+        </w:rPr>
+        <w:t xml:space="preserve">\</w:t>
+      </w:r>
+      <w:r>
+        <w:br/>
+      </w:r>
+      <w:r>
+        <w:rPr>
+          <w:rStyle w:val="NormalTok"/>
+        </w:rPr>
+        <w:t xml:space="preserve">    </w:t>
+      </w:r>
+      <w:r>
+        <w:rPr>
+          <w:rStyle w:val="AttributeTok"/>
+        </w:rPr>
         <w:t xml:space="preserve">--facteur</w:t>
       </w:r>
       <w:r>
@@ -8571,6 +8690,54 @@
       </w:r>
       <w:r>
         <w:rPr>
+          <w:rStyle w:val="AttributeTok"/>
+        </w:rPr>
+        <w:t xml:space="preserve">--decalage-x</w:t>
+      </w:r>
+      <w:r>
+        <w:rPr>
+          <w:rStyle w:val="NormalTok"/>
+        </w:rPr>
+        <w:t xml:space="preserve"> 0 </w:t>
+      </w:r>
+      <w:r>
+        <w:rPr>
+          <w:rStyle w:val="AttributeTok"/>
+        </w:rPr>
+        <w:t xml:space="preserve">--h-haut</w:t>
+      </w:r>
+      <w:r>
+        <w:rPr>
+          <w:rStyle w:val="NormalTok"/>
+        </w:rPr>
+        <w:t xml:space="preserve"> 26.367 </w:t>
+      </w:r>
+      <w:r>
+        <w:rPr>
+          <w:rStyle w:val="AttributeTok"/>
+        </w:rPr>
+        <w:t xml:space="preserve">--h-bas-2d</w:t>
+      </w:r>
+      <w:r>
+        <w:rPr>
+          <w:rStyle w:val="NormalTok"/>
+        </w:rPr>
+        <w:t xml:space="preserve"> 41.905 </w:t>
+      </w:r>
+      <w:r>
+        <w:rPr>
+          <w:rStyle w:val="AttributeTok"/>
+        </w:rPr>
+        <w:t xml:space="preserve">--h-bord-x0</w:t>
+      </w:r>
+      <w:r>
+        <w:rPr>
+          <w:rStyle w:val="NormalTok"/>
+        </w:rPr>
+        <w:t xml:space="preserve"> 250 </w:t>
+      </w:r>
+      <w:r>
+        <w:rPr>
           <w:rStyle w:val="DataTypeTok"/>
         </w:rPr>
         <w:t xml:space="preserve">\</w:t>
@@ -8633,13 +8800,88 @@
         <w:rPr>
           <w:rStyle w:val="AttributeTok"/>
         </w:rPr>
+        <w:t xml:space="preserve">--modele</w:t>
+      </w:r>
+      <w:r>
+        <w:rPr>
+          <w:rStyle w:val="NormalTok"/>
+        </w:rPr>
+        <w:t xml:space="preserve"> 2D </w:t>
+      </w:r>
+      <w:r>
+        <w:rPr>
+          <w:rStyle w:val="DataTypeTok"/>
+        </w:rPr>
+        <w:t xml:space="preserve">\</w:t>
+      </w:r>
+      <w:r>
+        <w:br/>
+      </w:r>
+      <w:r>
+        <w:rPr>
+          <w:rStyle w:val="NormalTok"/>
+        </w:rPr>
+        <w:t xml:space="preserve">    </w:t>
+      </w:r>
+      <w:r>
+        <w:rPr>
+          <w:rStyle w:val="AttributeTok"/>
+        </w:rPr>
         <w:t xml:space="preserve">--facteur</w:t>
       </w:r>
       <w:r>
         <w:rPr>
           <w:rStyle w:val="NormalTok"/>
         </w:rPr>
-        <w:t xml:space="preserve"> 7.4172  </w:t>
+        <w:t xml:space="preserve"> 7.4172 </w:t>
+      </w:r>
+      <w:r>
+        <w:rPr>
+          <w:rStyle w:val="AttributeTok"/>
+        </w:rPr>
+        <w:t xml:space="preserve">--decalage-x</w:t>
+      </w:r>
+      <w:r>
+        <w:rPr>
+          <w:rStyle w:val="NormalTok"/>
+        </w:rPr>
+        <w:t xml:space="preserve"> 0 </w:t>
+      </w:r>
+      <w:r>
+        <w:rPr>
+          <w:rStyle w:val="AttributeTok"/>
+        </w:rPr>
+        <w:t xml:space="preserve">--h-haut</w:t>
+      </w:r>
+      <w:r>
+        <w:rPr>
+          <w:rStyle w:val="NormalTok"/>
+        </w:rPr>
+        <w:t xml:space="preserve"> 26.367 </w:t>
+      </w:r>
+      <w:r>
+        <w:rPr>
+          <w:rStyle w:val="AttributeTok"/>
+        </w:rPr>
+        <w:t xml:space="preserve">--h-bas-2d</w:t>
+      </w:r>
+      <w:r>
+        <w:rPr>
+          <w:rStyle w:val="NormalTok"/>
+        </w:rPr>
+        <w:t xml:space="preserve"> 41.905 </w:t>
+      </w:r>
+      <w:r>
+        <w:rPr>
+          <w:rStyle w:val="AttributeTok"/>
+        </w:rPr>
+        <w:t xml:space="preserve">--h-bord-x0</w:t>
+      </w:r>
+      <w:r>
+        <w:rPr>
+          <w:rStyle w:val="NormalTok"/>
+        </w:rPr>
+        <w:t xml:space="preserve"> 250  </w:t>
       </w:r>
       <w:r>
         <w:rPr>

--- a/docs/rapport_directrice_jumeau.docx
+++ b/docs/rapport_directrice_jumeau.docx
@@ -156,13 +156,13 @@
         <w:t xml:space="preserve"> </w:t>
       </w:r>
       <w:r>
-        <w:t xml:space="preserve">jumeau reproduit les niveaux de température à 30 à 65 °C près en moyenne, recale les pics de</w:t>
-      </w:r>
-      <w:r>
-        <w:t xml:space="preserve"> </w:t>
-      </w:r>
-      <w:r>
-        <w:t xml:space="preserve">l’essai de calibration à ±15 °C, et capture la séquence spatio-temporelle du procédé.</w:t>
+        <w:t xml:space="preserve">jumeau reproduit les niveaux de température à 30 à 65 °C près en moyenne et capture la</w:t>
+      </w:r>
+      <w:r>
+        <w:t xml:space="preserve"> </w:t>
+      </w:r>
+      <w:r>
+        <w:t xml:space="preserve">séquence spatio-temporelle du procédé.</w:t>
       </w:r>
     </w:p>
     <w:p>
@@ -176,13 +176,13 @@
         <w:t xml:space="preserve"> </w:t>
       </w:r>
       <w:r>
-        <w:t xml:space="preserve">travail. L’écart le plus tenace du modèle, un dépassement de pic de 40 à 60 °C présenté</w:t>
-      </w:r>
-      <w:r>
-        <w:t xml:space="preserve"> </w:t>
-      </w:r>
-      <w:r>
-        <w:t xml:space="preserve">jusqu’ici comme un déficit de physique, s’est révélé provenir d’une</w:t>
+        <w:t xml:space="preserve">travail. L’écart le plus tenace du modèle, un dépassement de pic présenté jusqu’ici comme un</w:t>
+      </w:r>
+      <w:r>
+        <w:t xml:space="preserve"> </w:t>
+      </w:r>
+      <w:r>
+        <w:t xml:space="preserve">déficit de physique, s’est révélé provenir de</w:t>
       </w:r>
       <w:r>
         <w:t xml:space="preserve"> </w:t>
@@ -192,31 +192,62 @@
           <w:b/>
           <w:bCs/>
         </w:rPr>
-        <w:t xml:space="preserve">cote fausse</w:t>
-      </w:r>
-      <w:r>
-        <w:t xml:space="preserve"> </w:t>
-      </w:r>
-      <w:r>
-        <w:t xml:space="preserve">: la</w:t>
-      </w:r>
-      <w:r>
-        <w:t xml:space="preserve"> </w:t>
-      </w:r>
-      <w:r>
-        <w:t xml:space="preserve">configuration supposait un entraxe de brins de bobine de 19 mm là où le montage en mesure</w:t>
-      </w:r>
-      <w:r>
-        <w:t xml:space="preserve"> </w:t>
-      </w:r>
-      <w:r>
-        <w:t xml:space="preserve">12,35 mm. La cote corrigée, l’écart tombe des deux tiers sans qu’aucun paramètre effectif</w:t>
-      </w:r>
-      <w:r>
-        <w:t xml:space="preserve"> </w:t>
-      </w:r>
-      <w:r>
-        <w:t xml:space="preserve">n’ait été introduit. La section 9 en tire la leçon de méthode.</w:t>
+        <w:t xml:space="preserve">cotes de bobine fausses</w:t>
+      </w:r>
+      <w:r>
+        <w:t xml:space="preserve">, non de mécanismes</w:t>
+      </w:r>
+      <w:r>
+        <w:t xml:space="preserve"> </w:t>
+      </w:r>
+      <w:r>
+        <w:t xml:space="preserve">manquants : d’abord l’entraxe des brins (19 mm supposés contre 12,35 mm réels), puis leur</w:t>
+      </w:r>
+      <w:r>
+        <w:t xml:space="preserve"> </w:t>
+      </w:r>
+      <w:r>
+        <w:t xml:space="preserve">hauteur au-dessus du laminé (6,8 contre 5,0 mm), toutes deux dérivées d’un diamètre de tube</w:t>
+      </w:r>
+      <w:r>
+        <w:t xml:space="preserve"> </w:t>
+      </w:r>
+      <w:r>
+        <w:t xml:space="preserve">erroné plutôt que mesurées. Une fois la géométrie électromagnétique rendue correcte — cotes</w:t>
+      </w:r>
+      <w:r>
+        <w:t xml:space="preserve"> </w:t>
+      </w:r>
+      <w:r>
+        <w:t xml:space="preserve">et plan image du concentrateur vérifiés sur la CAO — l’écart résiduel ne se recale plus par</w:t>
+      </w:r>
+      <w:r>
+        <w:t xml:space="preserve"> </w:t>
+      </w:r>
+      <w:r>
+        <w:t xml:space="preserve">un simple facteur d’échelle : il tient à la</w:t>
+      </w:r>
+      <w:r>
+        <w:t xml:space="preserve"> </w:t>
+      </w:r>
+      <w:r>
+        <w:rPr>
+          <w:b/>
+          <w:bCs/>
+        </w:rPr>
+        <w:t xml:space="preserve">forme</w:t>
+      </w:r>
+      <w:r>
+        <w:t xml:space="preserve"> </w:t>
+      </w:r>
+      <w:r>
+        <w:t xml:space="preserve">de la source, trop concentrée. La</w:t>
+      </w:r>
+      <w:r>
+        <w:t xml:space="preserve"> </w:t>
+      </w:r>
+      <w:r>
+        <w:t xml:space="preserve">section 9 en tire la leçon de méthode et situe ce résidu.</w:t>
       </w:r>
     </w:p>
     <w:p>
@@ -580,7 +611,23 @@
               <w:t xml:space="preserve"> </w:t>
             </w:r>
             <w:r>
-              <w:t xml:space="preserve">(relevé 2026-07-23) ; générateur Ambrell EASYHEAT 4,2 kW ; 388 kHz (relevé machine), 200 à 250 A</w:t>
+              <w:t xml:space="preserve">; axe des brins à</w:t>
+            </w:r>
+            <w:r>
+              <w:t xml:space="preserve"> </w:t>
+            </w:r>
+            <w:r>
+              <w:rPr>
+                <w:b/>
+                <w:bCs/>
+              </w:rPr>
+              <w:t xml:space="preserve">5,0 mm</w:t>
+            </w:r>
+            <w:r>
+              <w:t xml:space="preserve"> </w:t>
+            </w:r>
+            <w:r>
+              <w:t xml:space="preserve">au-dessus du laminé (céramique 2 mm + demi-tube 3 mm) ; générateur Ambrell EASYHEAT 4,2 kW ; 388 kHz (relevé machine), 200 à 250 A</w:t>
             </w:r>
           </w:p>
         </w:tc>
@@ -4278,7 +4325,7 @@
               <w:pStyle w:val="Compact"/>
             </w:pPr>
             <w:r>
-              <w:t xml:space="preserve">7,42</w:t>
+              <w:t xml:space="preserve">6,01</w:t>
             </w:r>
           </w:p>
         </w:tc>
@@ -4316,18 +4363,18 @@
               <w:pStyle w:val="Compact"/>
             </w:pPr>
             <w:r>
-              <w:t xml:space="preserve">26,4 W/m²·K</w:t>
-            </w:r>
-          </w:p>
-        </w:tc>
-        <w:tc>
-          <w:tcPr/>
-          <w:p>
-            <w:pPr>
-              <w:pStyle w:val="Compact"/>
-            </w:pPr>
-            <w:r>
-              <w:t xml:space="preserve">± 1,4</w:t>
+              <w:t xml:space="preserve">30,1 W/m²·K</w:t>
+            </w:r>
+          </w:p>
+        </w:tc>
+        <w:tc>
+          <w:tcPr/>
+          <w:p>
+            <w:pPr>
+              <w:pStyle w:val="Compact"/>
+            </w:pPr>
+            <w:r>
+              <w:t xml:space="preserve">± 1,3</w:t>
             </w:r>
           </w:p>
         </w:tc>
@@ -4354,7 +4401,7 @@
               <w:pStyle w:val="Compact"/>
             </w:pPr>
             <w:r>
-              <w:t xml:space="preserve">41,9 W/m²·K</w:t>
+              <w:t xml:space="preserve">37,4 W/m²·K</w:t>
             </w:r>
           </w:p>
         </w:tc>
@@ -4376,13 +4423,25 @@
         <w:pStyle w:val="BodyText"/>
       </w:pPr>
       <w:r>
-        <w:t xml:space="preserve">Ce jeu de valeurs date du 2026-07-23. Il remplace un jeu antérieur (4,10 / 11,3 / 51,6)</w:t>
-      </w:r>
-      <w:r>
-        <w:t xml:space="preserve"> </w:t>
-      </w:r>
-      <w:r>
-        <w:t xml:space="preserve">obtenu avec une géométrie de bobine erronée (section 9). Le nouveau</w:t>
+        <w:t xml:space="preserve">Ce jeu de valeurs date du 2026-07-27. Il succède à deux recalibrations liées aux corrections</w:t>
+      </w:r>
+      <w:r>
+        <w:t xml:space="preserve"> </w:t>
+      </w:r>
+      <w:r>
+        <w:t xml:space="preserve">de géométrie de bobine (entraxe puis hauteur, section 9) et remplace les jeux antérieurs</w:t>
+      </w:r>
+      <w:r>
+        <w:t xml:space="preserve"> </w:t>
+      </w:r>
+      <w:r>
+        <w:t xml:space="preserve">(7,42 / 26,4 / 41,9 à hauteur 6,8 mm ; 4,10 / 11,3 / 51,6 en géométrie encore antérieure).</w:t>
+      </w:r>
+      <w:r>
+        <w:t xml:space="preserve"> </w:t>
+      </w:r>
+      <w:r>
+        <w:t xml:space="preserve">Le</w:t>
       </w:r>
       <w:r>
         <w:t xml:space="preserve"> </w:t>
@@ -4397,25 +4456,19 @@
         <w:t xml:space="preserve"> </w:t>
       </w:r>
       <w:r>
-        <w:t xml:space="preserve">de</w:t>
-      </w:r>
-      <w:r>
-        <w:t xml:space="preserve"> </w:t>
-      </w:r>
-      <w:r>
-        <w:t xml:space="preserve">26 W/m²·K correspond en outre à une conductance de contact réaliste, là où la valeur</w:t>
-      </w:r>
-      <w:r>
-        <w:t xml:space="preserve"> </w:t>
-      </w:r>
-      <w:r>
-        <w:t xml:space="preserve">antérieure de 11 W/m²·K était artificiellement basse : la recalibration a rendu le modèle</w:t>
-      </w:r>
-      <w:r>
-        <w:t xml:space="preserve"> </w:t>
-      </w:r>
-      <w:r>
-        <w:t xml:space="preserve">non seulement plus juste, mais plus physique.</w:t>
+        <w:t xml:space="preserve">de 30 W/m²·K correspond à une conductance de contact réaliste, là où la valeur</w:t>
+      </w:r>
+      <w:r>
+        <w:t xml:space="preserve"> </w:t>
+      </w:r>
+      <w:r>
+        <w:t xml:space="preserve">la plus ancienne de 11 W/m²·K était artificiellement basse : les recalibrations successives</w:t>
+      </w:r>
+      <w:r>
+        <w:t xml:space="preserve"> </w:t>
+      </w:r>
+      <w:r>
+        <w:t xml:space="preserve">ont rendu le modèle plus juste et plus physique à mesure que la géométrie se corrigeait.</w:t>
       </w:r>
     </w:p>
     <w:p>
@@ -4625,7 +4678,7 @@
                 <w:i/>
                 <w:iCs/>
               </w:rPr>
-              <w:t xml:space="preserve">(avant correction de géométrie)</w:t>
+              <w:t xml:space="preserve">(hauteur 6,8 mm, obsolète)</w:t>
             </w:r>
           </w:p>
         </w:tc>
@@ -4670,18 +4723,18 @@
               <w:pStyle w:val="Compact"/>
             </w:pPr>
             <w:r>
-              <w:t xml:space="preserve">37 °C</w:t>
-            </w:r>
-          </w:p>
-        </w:tc>
-        <w:tc>
-          <w:tcPr/>
-          <w:p>
-            <w:pPr>
-              <w:pStyle w:val="Compact"/>
-            </w:pPr>
-            <w:r>
-              <w:t xml:space="preserve">15 °C</w:t>
+              <w:t xml:space="preserve">36 °C</w:t>
+            </w:r>
+          </w:p>
+        </w:tc>
+        <w:tc>
+          <w:tcPr/>
+          <w:p>
+            <w:pPr>
+              <w:pStyle w:val="Compact"/>
+            </w:pPr>
+            <w:r>
+              <w:t xml:space="preserve">26 °C</w:t>
             </w:r>
           </w:p>
         </w:tc>
@@ -4696,7 +4749,7 @@
                 <w:i/>
                 <w:iCs/>
               </w:rPr>
-              <w:t xml:space="preserve">39 / 46</w:t>
+              <w:t xml:space="preserve">37 / 15</w:t>
             </w:r>
           </w:p>
         </w:tc>
@@ -4752,7 +4805,7 @@
               <w:pStyle w:val="Compact"/>
             </w:pPr>
             <w:r>
-              <w:t xml:space="preserve">28 °C</w:t>
+              <w:t xml:space="preserve">41 °C</w:t>
             </w:r>
           </w:p>
         </w:tc>
@@ -4767,7 +4820,7 @@
                 <w:i/>
                 <w:iCs/>
               </w:rPr>
-              <w:t xml:space="preserve">33 / 31</w:t>
+              <w:t xml:space="preserve">32 / 28</w:t>
             </w:r>
           </w:p>
         </w:tc>
@@ -4812,18 +4865,18 @@
               <w:pStyle w:val="Compact"/>
             </w:pPr>
             <w:r>
-              <w:t xml:space="preserve">66 °C</w:t>
-            </w:r>
-          </w:p>
-        </w:tc>
-        <w:tc>
-          <w:tcPr/>
-          <w:p>
-            <w:pPr>
-              <w:pStyle w:val="Compact"/>
-            </w:pPr>
-            <w:r>
-              <w:t xml:space="preserve">35 °C</w:t>
+              <w:t xml:space="preserve">65 °C</w:t>
+            </w:r>
+          </w:p>
+        </w:tc>
+        <w:tc>
+          <w:tcPr/>
+          <w:p>
+            <w:pPr>
+              <w:pStyle w:val="Compact"/>
+            </w:pPr>
+            <w:r>
+              <w:t xml:space="preserve">45 °C</w:t>
             </w:r>
           </w:p>
         </w:tc>
@@ -4838,7 +4891,7 @@
                 <w:i/>
                 <w:iCs/>
               </w:rPr>
-              <w:t xml:space="preserve">68 / 12</w:t>
+              <w:t xml:space="preserve">66 / 35</w:t>
             </w:r>
           </w:p>
         </w:tc>
@@ -4892,25 +4945,71 @@
         <w:pStyle w:val="BodyText"/>
       </w:pPr>
       <w:r>
-        <w:t xml:space="preserve">La correction de géométrie de bobine (section 9) améliore le RMSE sur les trois essais et</w:t>
-      </w:r>
-      <w:r>
-        <w:t xml:space="preserve"> </w:t>
-      </w:r>
-      <w:r>
-        <w:t xml:space="preserve">divise par trois l’écart de pic sur l’essai de calibration, à valeurs physiques des</w:t>
-      </w:r>
-      <w:r>
-        <w:t xml:space="preserve"> </w:t>
-      </w:r>
-      <w:r>
-        <w:t xml:space="preserve">propriétés (aucun paramètre effectif n’a été introduit pour y parvenir). Elle dégrade en</w:t>
-      </w:r>
-      <w:r>
-        <w:t xml:space="preserve"> </w:t>
-      </w:r>
-      <w:r>
-        <w:t xml:space="preserve">revanche l’écart de pic sur B-2, l’essai à basse consigne, qui devient le résidu ouvert.</w:t>
+        <w:t xml:space="preserve">Les corrections de géométrie de bobine (section 9) ont convergé vers une leçon nette. La</w:t>
+      </w:r>
+      <w:r>
+        <w:t xml:space="preserve"> </w:t>
+      </w:r>
+      <w:r>
+        <w:t xml:space="preserve">première, l’entraxe des brins, améliorait le RMSE et divisait par trois l’écart de pic. La</w:t>
+      </w:r>
+      <w:r>
+        <w:t xml:space="preserve"> </w:t>
+      </w:r>
+      <w:r>
+        <w:t xml:space="preserve">seconde, la hauteur des brins ramenée à sa valeur physique de 5,0 mm, améliore encore</w:t>
+      </w:r>
+      <w:r>
+        <w:t xml:space="preserve"> </w:t>
+      </w:r>
+      <w:r>
+        <w:t xml:space="preserve">légèrement le RMSE mais</w:t>
+      </w:r>
+      <w:r>
+        <w:t xml:space="preserve"> </w:t>
+      </w:r>
+      <w:r>
+        <w:rPr>
+          <w:b/>
+          <w:bCs/>
+        </w:rPr>
+        <w:t xml:space="preserve">dégrade</w:t>
+      </w:r>
+      <w:r>
+        <w:t xml:space="preserve"> </w:t>
+      </w:r>
+      <w:r>
+        <w:t xml:space="preserve">l’écart de pic sur les trois essais. Cette régression</w:t>
+      </w:r>
+      <w:r>
+        <w:t xml:space="preserve"> </w:t>
+      </w:r>
+      <w:r>
+        <w:t xml:space="preserve">n’est pas un argument pour revenir à une cote fausse : elle établit qu’une fois la géométrie</w:t>
+      </w:r>
+      <w:r>
+        <w:t xml:space="preserve"> </w:t>
+      </w:r>
+      <w:r>
+        <w:t xml:space="preserve">électromagnétique correcte, le modèle concentre trop sa source, si bien que la calibration</w:t>
+      </w:r>
+      <w:r>
+        <w:t xml:space="preserve"> </w:t>
+      </w:r>
+      <w:r>
+        <w:t xml:space="preserve">doit en réduire l’amplitude pour tenir le RMSE, ce qui fait sous-chauffer les points</w:t>
+      </w:r>
+      <w:r>
+        <w:t xml:space="preserve"> </w:t>
+      </w:r>
+      <w:r>
+        <w:t xml:space="preserve">intérieurs. L’écart résiduel n’est donc plus une affaire d’échelle ni de cote, mais de forme.</w:t>
+      </w:r>
+      <w:r>
+        <w:t xml:space="preserve"> </w:t>
+      </w:r>
+      <w:r>
+        <w:t xml:space="preserve">Aucun paramètre effectif n’a été introduit à aucune étape.</w:t>
       </w:r>
     </w:p>
     <w:p>
@@ -4988,7 +5087,7 @@
         <w:t xml:space="preserve"> </w:t>
       </w:r>
       <w:r>
-        <w:t xml:space="preserve">mesure (environ 260 °C simulés contre 395 °C mesurés) et ne franchit donc pas la fusion. Ce</w:t>
+        <w:t xml:space="preserve">mesure (environ 292 °C simulés contre 395 °C mesurés) et ne franchit donc pas la fusion. Ce</w:t>
       </w:r>
       <w:r>
         <w:t xml:space="preserve"> </w:t>
@@ -5006,7 +5105,7 @@
         <w:t xml:space="preserve"> </w:t>
       </w:r>
       <w:r>
-        <w:t xml:space="preserve">639 °C sur les bords et 260 °C au centre, tandis que la mesure au centre (395 °C, qui a fondu)</w:t>
+        <w:t xml:space="preserve">708 °C sur les bords et 292 °C au centre, tandis que la mesure au centre (395 °C, qui a fondu)</w:t>
       </w:r>
       <w:r>
         <w:t xml:space="preserve"> </w:t>
@@ -5208,7 +5307,7 @@
         <w:t xml:space="preserve"> </w:t>
       </w:r>
       <w:r>
-        <w:t xml:space="preserve">395 °C, alors que le modèle y prédit 260 °C (creux) contre 639 °C sur les bords. Le centre réel</w:t>
+        <w:t xml:space="preserve">395 °C, alors que le modèle y prédit 292 °C (creux) contre 708 °C sur les bords. Le centre réel</w:t>
       </w:r>
       <w:r>
         <w:t xml:space="preserve"> </w:t>
@@ -5323,6 +5422,74 @@
       </w:r>
       <w:r>
         <w:t xml:space="preserve">manquant, et ne rien graver dans le modèle tant qu’une hypothèse n’est pas tranchée.</w:t>
+      </w:r>
+    </w:p>
+    <w:p>
+      <w:pPr>
+        <w:pStyle w:val="BodyText"/>
+      </w:pPr>
+      <w:r>
+        <w:t xml:space="preserve">La même leçon s’est vérifiée une seconde fois sur la hauteur des brins au-dessus du laminé.</w:t>
+      </w:r>
+      <w:r>
+        <w:t xml:space="preserve"> </w:t>
+      </w:r>
+      <w:r>
+        <w:t xml:space="preserve">La valeur employée, 6,8 mm, n’avait jamais été mesurée : elle se déduisait du diamètre de</w:t>
+      </w:r>
+      <w:r>
+        <w:t xml:space="preserve"> </w:t>
+      </w:r>
+      <w:r>
+        <w:t xml:space="preserve">tube erroné (2 mm de céramique plus un demi-tube de 4,76 mm). La cote physique, lue sur la</w:t>
+      </w:r>
+      <w:r>
+        <w:t xml:space="preserve"> </w:t>
+      </w:r>
+      <w:r>
+        <w:t xml:space="preserve">photo du montage, est 5,0 mm (2 mm plus un demi-tube de 3 mm). L’appliquer et recalibrer</w:t>
+      </w:r>
+      <w:r>
+        <w:t xml:space="preserve"> </w:t>
+      </w:r>
+      <w:r>
+        <w:t xml:space="preserve">améliore légèrement le RMSE mais dégrade l’écart de pic — signe, cette fois, non d’une</w:t>
+      </w:r>
+      <w:r>
+        <w:t xml:space="preserve"> </w:t>
+      </w:r>
+      <w:r>
+        <w:t xml:space="preserve">nouvelle erreur mais du fait que la source du modèle est trop concentrée une fois la</w:t>
+      </w:r>
+      <w:r>
+        <w:t xml:space="preserve"> </w:t>
+      </w:r>
+      <w:r>
+        <w:t xml:space="preserve">géométrie juste. La position du concentrateur au-dessus des brins, dont dépend le traitement</w:t>
+      </w:r>
+      <w:r>
+        <w:t xml:space="preserve"> </w:t>
+      </w:r>
+      <w:r>
+        <w:t xml:space="preserve">électromagnétique par courants images, a par ailleurs été vérifiée sur la CAO et confirmée :</w:t>
+      </w:r>
+      <w:r>
+        <w:t xml:space="preserve"> </w:t>
+      </w:r>
+      <w:r>
+        <w:t xml:space="preserve">elle reste inchangée. La géométrie électromagnétique est donc désormais entièrement cadrée,</w:t>
+      </w:r>
+      <w:r>
+        <w:t xml:space="preserve"> </w:t>
+      </w:r>
+      <w:r>
+        <w:t xml:space="preserve">et l’écart résiduel pointe sans ambiguïté vers la forme de la source — le profil en « M » du</w:t>
+      </w:r>
+      <w:r>
+        <w:t xml:space="preserve"> </w:t>
+      </w:r>
+      <w:r>
+        <w:t xml:space="preserve">point (a) et le contraste spatial trop marqué qui en découle.</w:t>
       </w:r>
     </w:p>
     <w:p>
@@ -6472,19 +6639,13 @@
         <w:t xml:space="preserve"> </w:t>
       </w:r>
       <w:r>
-        <w:t xml:space="preserve">Cotes de la bobine, position relative bobine /</w:t>
-      </w:r>
-      <w:r>
-        <w:t xml:space="preserve"> </w:t>
-      </w:r>
-      <w:r>
-        <w:t xml:space="preserve">concentrateur / thermocouples, hauteur bobine–laminé. Ce relevé lève l’incertitude qui a</w:t>
-      </w:r>
-      <w:r>
-        <w:t xml:space="preserve"> </w:t>
-      </w:r>
-      <w:r>
-        <w:t xml:space="preserve">forcé à figer le paramètre</w:t>
+        <w:t xml:space="preserve">Position relative bobine / concentrateur /</w:t>
+      </w:r>
+      <w:r>
+        <w:t xml:space="preserve"> </w:t>
+      </w:r>
+      <w:r>
+        <w:t xml:space="preserve">thermocouples, en particulier le décalage longitudinal</w:t>
       </w:r>
       <w:r>
         <w:t xml:space="preserve"> </w:t>
@@ -6496,19 +6657,25 @@
         <w:t xml:space="preserve">decalage_x</w:t>
       </w:r>
       <w:r>
-        <w:t xml:space="preserve">, et il prévient la répétition de l’épisode décrit</w:t>
-      </w:r>
-      <w:r>
-        <w:t xml:space="preserve"> </w:t>
-      </w:r>
-      <w:r>
-        <w:t xml:space="preserve">en section 9(b) : une cote fausse de 35 % a coûté plusieurs semaines de diagnostic. La</w:t>
-      </w:r>
-      <w:r>
-        <w:t xml:space="preserve"> </w:t>
-      </w:r>
-      <w:r>
-        <w:t xml:space="preserve">hauteur bobine–laminé de 6,8 mm reste d’ailleurs à réconcilier avec des brins de 6 mm.</w:t>
+        <w:t xml:space="preserve">, aujourd’hui figé</w:t>
+      </w:r>
+      <w:r>
+        <w:t xml:space="preserve"> </w:t>
+      </w:r>
+      <w:r>
+        <w:t xml:space="preserve">faute de mesure. Les cotes de section, d’entraxe et de hauteur des brins ont, elles, déjà</w:t>
+      </w:r>
+      <w:r>
+        <w:t xml:space="preserve"> </w:t>
+      </w:r>
+      <w:r>
+        <w:t xml:space="preserve">été corrigées à partir de la CAO et de la photo du montage (section 9) ; un relevé au pied</w:t>
+      </w:r>
+      <w:r>
+        <w:t xml:space="preserve"> </w:t>
+      </w:r>
+      <w:r>
+        <w:t xml:space="preserve">à coulisse les confirmerait et refermerait définitivement le sujet géométrie.</w:t>
       </w:r>
     </w:p>
     <w:p>
@@ -8557,7 +8724,7 @@
         <w:rPr>
           <w:rStyle w:val="NormalTok"/>
         </w:rPr>
-        <w:t xml:space="preserve"> 7.4172 </w:t>
+        <w:t xml:space="preserve"> 6.0123 </w:t>
       </w:r>
       <w:r>
         <w:rPr>
@@ -8596,7 +8763,7 @@
         <w:rPr>
           <w:rStyle w:val="NormalTok"/>
         </w:rPr>
-        <w:t xml:space="preserve"> 26.367 </w:t>
+        <w:t xml:space="preserve"> 30.087 </w:t>
       </w:r>
       <w:r>
         <w:rPr>
@@ -8608,7 +8775,7 @@
         <w:rPr>
           <w:rStyle w:val="NormalTok"/>
         </w:rPr>
-        <w:t xml:space="preserve"> 41.905 </w:t>
+        <w:t xml:space="preserve"> 37.424 </w:t>
       </w:r>
       <w:r>
         <w:rPr>
@@ -8686,7 +8853,7 @@
         <w:rPr>
           <w:rStyle w:val="NormalTok"/>
         </w:rPr>
-        <w:t xml:space="preserve"> 7.4172 </w:t>
+        <w:t xml:space="preserve"> 6.0123 </w:t>
       </w:r>
       <w:r>
         <w:rPr>
@@ -8710,7 +8877,7 @@
         <w:rPr>
           <w:rStyle w:val="NormalTok"/>
         </w:rPr>
-        <w:t xml:space="preserve"> 26.367 </w:t>
+        <w:t xml:space="preserve"> 30.087 </w:t>
       </w:r>
       <w:r>
         <w:rPr>
@@ -8722,7 +8889,7 @@
         <w:rPr>
           <w:rStyle w:val="NormalTok"/>
         </w:rPr>
-        <w:t xml:space="preserve"> 41.905 </w:t>
+        <w:t xml:space="preserve"> 37.424 </w:t>
       </w:r>
       <w:r>
         <w:rPr>
@@ -8833,7 +9000,7 @@
         <w:rPr>
           <w:rStyle w:val="NormalTok"/>
         </w:rPr>
-        <w:t xml:space="preserve"> 7.4172 </w:t>
+        <w:t xml:space="preserve"> 6.0123 </w:t>
       </w:r>
       <w:r>
         <w:rPr>
@@ -8857,7 +9024,7 @@
         <w:rPr>
           <w:rStyle w:val="NormalTok"/>
         </w:rPr>
-        <w:t xml:space="preserve"> 26.367 </w:t>
+        <w:t xml:space="preserve"> 30.087 </w:t>
       </w:r>
       <w:r>
         <w:rPr>
@@ -8869,7 +9036,7 @@
         <w:rPr>
           <w:rStyle w:val="NormalTok"/>
         </w:rPr>
-        <w:t xml:space="preserve"> 41.905 </w:t>
+        <w:t xml:space="preserve"> 37.424 </w:t>
       </w:r>
       <w:r>
         <w:rPr>
@@ -8895,7 +9062,7 @@
         <w:pStyle w:val="FirstParagraph"/>
       </w:pPr>
       <w:r>
-        <w:t xml:space="preserve">Ces paramètres supposent la géométrie corrigée du 2026-07-23 (</w:t>
+        <w:t xml:space="preserve">Ces paramètres supposent la géométrie corrigée (</w:t>
       </w:r>
       <w:r>
         <w:rPr>
@@ -8931,19 +9098,31 @@
         <w:t xml:space="preserve">rayon_tube: 0.003</w:t>
       </w:r>
       <w:r>
-        <w:t xml:space="preserve">). Les journaux antérieurs à cette date, et</w:t>
-      </w:r>
-      <w:r>
-        <w:t xml:space="preserve"> </w:t>
-      </w:r>
-      <w:r>
-        <w:t xml:space="preserve">les valeurs de paramètres qu’ils contiennent, se rapportent à l’ancienne géométrie :</w:t>
-      </w:r>
-      <w:r>
-        <w:t xml:space="preserve"> </w:t>
-      </w:r>
-      <w:r>
-        <w:t xml:space="preserve">leurs raisonnements restent valides, leurs chiffres non.</w:t>
+        <w:t xml:space="preserve">,</w:t>
+      </w:r>
+      <w:r>
+        <w:t xml:space="preserve"> </w:t>
+      </w:r>
+      <w:r>
+        <w:rPr>
+          <w:rStyle w:val="VerbatimChar"/>
+        </w:rPr>
+        <w:t xml:space="preserve">hauteur: 0.005</w:t>
+      </w:r>
+      <w:r>
+        <w:t xml:space="preserve">). Les journaux antérieurs</w:t>
+      </w:r>
+      <w:r>
+        <w:t xml:space="preserve"> </w:t>
+      </w:r>
+      <w:r>
+        <w:t xml:space="preserve">aux corrections de géométrie, et les valeurs de paramètres qu’ils contiennent, se rapportent</w:t>
+      </w:r>
+      <w:r>
+        <w:t xml:space="preserve"> </w:t>
+      </w:r>
+      <w:r>
+        <w:t xml:space="preserve">à une géométrie antérieure : leurs raisonnements restent valides, leurs chiffres non.</w:t>
       </w:r>
     </w:p>
     <w:p>
@@ -8987,13 +9166,43 @@
         <w:rPr>
           <w:rStyle w:val="VerbatimChar"/>
         </w:rPr>
+        <w:t xml:space="preserve">resultats_hauteur_5mm_recalibration.log</w:t>
+      </w:r>
+      <w:r>
+        <w:t xml:space="preserve"> </w:t>
+      </w:r>
+      <w:r>
+        <w:t xml:space="preserve">(correction de hauteur et recalibration courante),</w:t>
+      </w:r>
+      <w:r>
+        <w:t xml:space="preserve"> </w:t>
+      </w:r>
+      <w:r>
+        <w:rPr>
+          <w:rStyle w:val="VerbatimChar"/>
+        </w:rPr>
         <w:t xml:space="preserve">resultats_geometrie_corrigee_recalibration.log</w:t>
       </w:r>
       <w:r>
         <w:t xml:space="preserve"> </w:t>
       </w:r>
       <w:r>
-        <w:t xml:space="preserve">(correction de cote et recalibration),</w:t>
+        <w:t xml:space="preserve">(correction d’entraxe, étape précédente),</w:t>
+      </w:r>
+      <w:r>
+        <w:t xml:space="preserve"> </w:t>
+      </w:r>
+      <w:r>
+        <w:rPr>
+          <w:rStyle w:val="VerbatimChar"/>
+        </w:rPr>
+        <w:t xml:space="preserve">resultats_diag_hauteur_bobine.log</w:t>
+      </w:r>
+      <w:r>
+        <w:t xml:space="preserve"> </w:t>
+      </w:r>
+      <w:r>
+        <w:t xml:space="preserve">(diagnostic hauteur + plan image du CFC vérifié sur CAO),</w:t>
       </w:r>
       <w:r>
         <w:t xml:space="preserve"> </w:t>

--- a/docs/rapport_directrice_jumeau.docx
+++ b/docs/rapport_directrice_jumeau.docx
@@ -6731,31 +6731,73 @@
           <w:b/>
           <w:bCs/>
         </w:rPr>
-        <w:t xml:space="preserve">Modèle de concentrateur fini</w:t>
-      </w:r>
-      <w:r>
-        <w:t xml:space="preserve"> </w:t>
-      </w:r>
-      <w:r>
-        <w:t xml:space="preserve">(redistribution du flux par la semelle polaire) en</w:t>
-      </w:r>
-      <w:r>
-        <w:t xml:space="preserve"> </w:t>
-      </w:r>
-      <w:r>
-        <w:t xml:space="preserve">remplacement de l’approximation par courants images. Ce levier change la forme de la source,</w:t>
-      </w:r>
-      <w:r>
-        <w:t xml:space="preserve"> </w:t>
-      </w:r>
-      <w:r>
-        <w:t xml:space="preserve">pas seulement son échelle. Sa priorité a toutefois baissé depuis la correction de géométrie :</w:t>
-      </w:r>
-      <w:r>
-        <w:t xml:space="preserve"> </w:t>
-      </w:r>
-      <w:r>
-        <w:t xml:space="preserve">il devait expliquer l’écart de pic, que la cote corrigée absorbe déjà en grande partie.</w:t>
+        <w:t xml:space="preserve">Adoucissement du profil en « M » en largeur.</w:t>
+      </w:r>
+      <w:r>
+        <w:t xml:space="preserve"> </w:t>
+      </w:r>
+      <w:r>
+        <w:t xml:space="preserve">Un diagnostic du 27 juillet a localisé la</w:t>
+      </w:r>
+      <w:r>
+        <w:t xml:space="preserve"> </w:t>
+      </w:r>
+      <w:r>
+        <w:t xml:space="preserve">source de l’écart de pic résiduel : le champ magnétique est déjà uniforme sur la largeur,</w:t>
+      </w:r>
+      <w:r>
+        <w:t xml:space="preserve"> </w:t>
+      </w:r>
+      <w:r>
+        <w:t xml:space="preserve">et le profil en « M » naît entièrement de l’écrasement du courant de Foucault contre les</w:t>
+      </w:r>
+      <w:r>
+        <w:t xml:space="preserve"> </w:t>
+      </w:r>
+      <w:r>
+        <w:t xml:space="preserve">chants libres, où le modèle de plaque mince impose un courant nul. Ce constat réoriente le</w:t>
+      </w:r>
+      <w:r>
+        <w:t xml:space="preserve"> </w:t>
+      </w:r>
+      <w:r>
+        <w:t xml:space="preserve">développement. Le modèle de concentrateur fini, un temps envisagé comme correctif</w:t>
+      </w:r>
+      <w:r>
+        <w:t xml:space="preserve"> </w:t>
+      </w:r>
+      <w:r>
+        <w:t xml:space="preserve">principal, agit sur la répartition du champ ; il ne corrigera donc pas ce « M » en largeur</w:t>
+      </w:r>
+      <w:r>
+        <w:t xml:space="preserve"> </w:t>
+      </w:r>
+      <w:r>
+        <w:t xml:space="preserve">(il vaut pour le profil en longueur). Les mécanismes qui adouciraient le contraste</w:t>
+      </w:r>
+      <w:r>
+        <w:t xml:space="preserve"> </w:t>
+      </w:r>
+      <w:r>
+        <w:t xml:space="preserve">bord/centre sont les courants de retour dans l’épaisseur près des chants et la résistance</w:t>
+      </w:r>
+      <w:r>
+        <w:t xml:space="preserve"> </w:t>
+      </w:r>
+      <w:r>
+        <w:t xml:space="preserve">de contact du tissu tissé, absents du modèle de nappe continue idéalisée. Aucun ne se</w:t>
+      </w:r>
+      <w:r>
+        <w:t xml:space="preserve"> </w:t>
+      </w:r>
+      <w:r>
+        <w:t xml:space="preserve">calibre sans la cartographie bord→centre : cette mesure conditionne ce développement, d’où</w:t>
+      </w:r>
+      <w:r>
+        <w:t xml:space="preserve"> </w:t>
+      </w:r>
+      <w:r>
+        <w:t xml:space="preserve">sa priorité expérimentale (section perspectives, mesures).</w:t>
       </w:r>
     </w:p>
     <w:p>

--- a/docs/rapport_directrice_jumeau.docx
+++ b/docs/rapport_directrice_jumeau.docx
@@ -9172,13 +9172,28 @@
         <w:pStyle w:val="BodyText"/>
       </w:pPr>
       <w:r>
-        <w:t xml:space="preserve">Chaque exécution se journalise à la racine du dépôt (</w:t>
-      </w:r>
-      <w:r>
-        <w:rPr>
-          <w:rStyle w:val="VerbatimChar"/>
-        </w:rPr>
-        <w:t xml:space="preserve">resultats_*.log</w:t>
+        <w:t xml:space="preserve">Chaque exécution se journalise dans</w:t>
+      </w:r>
+      <w:r>
+        <w:t xml:space="preserve"> </w:t>
+      </w:r>
+      <w:r>
+        <w:rPr>
+          <w:rStyle w:val="VerbatimChar"/>
+        </w:rPr>
+        <w:t xml:space="preserve">journaux/</w:t>
+      </w:r>
+      <w:r>
+        <w:t xml:space="preserve"> </w:t>
+      </w:r>
+      <w:r>
+        <w:t xml:space="preserve">(</w:t>
+      </w:r>
+      <w:r>
+        <w:rPr>
+          <w:rStyle w:val="VerbatimChar"/>
+        </w:rPr>
+        <w:t xml:space="preserve">journaux/resultats_*.log</w:t>
       </w:r>
       <w:r>
         <w:t xml:space="preserve">), et les figures</w:t>
@@ -9208,7 +9223,7 @@
         <w:rPr>
           <w:rStyle w:val="VerbatimChar"/>
         </w:rPr>
-        <w:t xml:space="preserve">resultats_hauteur_5mm_recalibration.log</w:t>
+        <w:t xml:space="preserve">journaux/resultats_hauteur_5mm_recalibration.log</w:t>
       </w:r>
       <w:r>
         <w:t xml:space="preserve"> </w:t>
@@ -9223,7 +9238,7 @@
         <w:rPr>
           <w:rStyle w:val="VerbatimChar"/>
         </w:rPr>
-        <w:t xml:space="preserve">resultats_geometrie_corrigee_recalibration.log</w:t>
+        <w:t xml:space="preserve">journaux/resultats_geometrie_corrigee_recalibration.log</w:t>
       </w:r>
       <w:r>
         <w:t xml:space="preserve"> </w:t>
@@ -9238,7 +9253,7 @@
         <w:rPr>
           <w:rStyle w:val="VerbatimChar"/>
         </w:rPr>
-        <w:t xml:space="preserve">resultats_diag_hauteur_bobine.log</w:t>
+        <w:t xml:space="preserve">journaux/resultats_diag_hauteur_bobine.log</w:t>
       </w:r>
       <w:r>
         <w:t xml:space="preserve"> </w:t>
@@ -9253,7 +9268,7 @@
         <w:rPr>
           <w:rStyle w:val="VerbatimChar"/>
         </w:rPr>
-        <w:t xml:space="preserve">resultats_validation_reference_figures.log</w:t>
+        <w:t xml:space="preserve">journaux/resultats_validation_reference_figures.log</w:t>
       </w:r>
       <w:r>
         <w:t xml:space="preserve"> </w:t>
@@ -9268,7 +9283,7 @@
         <w:rPr>
           <w:rStyle w:val="VerbatimChar"/>
         </w:rPr>
-        <w:t xml:space="preserve">resultats_diag_b2_longueur.log</w:t>
+        <w:t xml:space="preserve">journaux/resultats_diag_b2_longueur.log</w:t>
       </w:r>
       <w:r>
         <w:t xml:space="preserve"> </w:t>
